--- a/reference_doc/arm/fastmodel/notebook/fastmodel-EVS.docx
+++ b/reference_doc/arm/fastmodel/notebook/fastmodel-EVS.docx
@@ -1144,6 +1144,9 @@
     <w:p>
       <w:pPr>
         <w:pStyle w:val="1"/>
+        <w:rPr>
+          <w:rFonts w:hint="eastAsia"/>
+        </w:rPr>
       </w:pPr>
       <w:r>
         <w:rPr>
@@ -1151,8 +1154,19 @@
         </w:rPr>
         <w:t>Fastmodel</w:t>
       </w:r>
-    </w:p>
-    <w:p>
+      <w:r>
+        <w:rPr>
+          <w:rFonts w:hint="eastAsia"/>
+        </w:rPr>
+        <w:t>参数</w:t>
+      </w:r>
+    </w:p>
+    <w:p>
+      <w:pPr>
+        <w:rPr>
+          <w:rFonts w:hint="eastAsia"/>
+        </w:rPr>
+      </w:pPr>
       <w:r>
         <w:rPr>
           <w:rFonts w:hint="eastAsia"/>
@@ -1174,6 +1188,11 @@
       </w:r>
     </w:p>
     <w:p>
+      <w:pPr>
+        <w:rPr>
+          <w:rFonts w:hint="eastAsia"/>
+        </w:rPr>
+      </w:pPr>
       <w:r>
         <w:rPr>
           <w:rFonts w:hint="eastAsia"/>
@@ -1200,6 +1219,11 @@
       </w:r>
     </w:p>
     <w:p>
+      <w:pPr>
+        <w:rPr>
+          <w:rFonts w:hint="eastAsia"/>
+        </w:rPr>
+      </w:pPr>
       <w:r>
         <w:tab/>
       </w:r>
@@ -1877,8 +1901,2353 @@
         <w:rPr>
           <w:rFonts w:hint="eastAsia"/>
         </w:rPr>
+        <w:t>Cache</w:t>
+      </w:r>
+      <w:r>
+        <w:rPr>
+          <w:rFonts w:hint="eastAsia"/>
+        </w:rPr>
+        <w:t xml:space="preserve"> in fastmodel</w:t>
+      </w:r>
+    </w:p>
+    <w:p>
+      <w:pPr>
+        <w:spacing w:line="360" w:lineRule="auto"/>
+        <w:rPr>
+          <w:rFonts w:ascii="Times New Roman" w:eastAsia="宋体" w:hAnsi="Times New Roman" w:cs="Times New Roman" w:hint="eastAsia"/>
+          <w:sz w:val="24"/>
+          <w:szCs w:val="24"/>
+        </w:rPr>
+      </w:pPr>
+      <w:r>
+        <w:rPr>
+          <w:rFonts w:ascii="Times New Roman" w:eastAsia="宋体" w:hAnsi="Times New Roman" w:cs="Times New Roman"/>
+          <w:sz w:val="24"/>
+          <w:szCs w:val="24"/>
+        </w:rPr>
+        <w:tab/>
+        <w:t>C</w:t>
+      </w:r>
+      <w:r>
+        <w:rPr>
+          <w:rFonts w:ascii="Times New Roman" w:eastAsia="宋体" w:hAnsi="Times New Roman" w:cs="Times New Roman" w:hint="eastAsia"/>
+          <w:sz w:val="24"/>
+          <w:szCs w:val="24"/>
+        </w:rPr>
+        <w:t>ache-state modeling</w:t>
+      </w:r>
+      <w:r>
+        <w:rPr>
+          <w:rFonts w:ascii="Times New Roman" w:eastAsia="宋体" w:hAnsi="Times New Roman" w:cs="Times New Roman" w:hint="eastAsia"/>
+          <w:sz w:val="24"/>
+          <w:szCs w:val="24"/>
+        </w:rPr>
+        <w:t>使能可以复现某些</w:t>
+      </w:r>
+      <w:r>
+        <w:rPr>
+          <w:rFonts w:ascii="Times New Roman" w:eastAsia="宋体" w:hAnsi="Times New Roman" w:cs="Times New Roman" w:hint="eastAsia"/>
+          <w:sz w:val="24"/>
+          <w:szCs w:val="24"/>
+        </w:rPr>
+        <w:t>failure case</w:t>
+      </w:r>
+    </w:p>
+    <w:p>
+      <w:pPr>
+        <w:pStyle w:val="a9"/>
+        <w:numPr>
+          <w:ilvl w:val="0"/>
+          <w:numId w:val="14"/>
+        </w:numPr>
+        <w:spacing w:line="360" w:lineRule="auto"/>
+        <w:rPr>
+          <w:rFonts w:ascii="Times New Roman" w:eastAsia="宋体" w:hAnsi="Times New Roman" w:cs="Times New Roman"/>
+          <w:sz w:val="24"/>
+          <w:szCs w:val="24"/>
+        </w:rPr>
+      </w:pPr>
+      <w:r>
+        <w:rPr>
+          <w:rFonts w:ascii="Times New Roman" w:eastAsia="宋体" w:hAnsi="Times New Roman" w:cs="Times New Roman"/>
+          <w:sz w:val="24"/>
+          <w:szCs w:val="24"/>
+        </w:rPr>
+        <w:t>From the D-side interface of a single processor</w:t>
+      </w:r>
+    </w:p>
+    <w:p>
+      <w:pPr>
+        <w:pStyle w:val="a9"/>
+        <w:numPr>
+          <w:ilvl w:val="0"/>
+          <w:numId w:val="14"/>
+        </w:numPr>
+        <w:spacing w:line="360" w:lineRule="auto"/>
+        <w:rPr>
+          <w:rFonts w:ascii="Times New Roman" w:eastAsia="宋体" w:hAnsi="Times New Roman" w:cs="Times New Roman"/>
+          <w:sz w:val="24"/>
+          <w:szCs w:val="24"/>
+        </w:rPr>
+      </w:pPr>
+      <w:r>
+        <w:rPr>
+          <w:rFonts w:ascii="Times New Roman" w:eastAsia="宋体" w:hAnsi="Times New Roman" w:cs="Times New Roman"/>
+          <w:sz w:val="24"/>
+          <w:szCs w:val="24"/>
+        </w:rPr>
+        <w:t>From the D-side of a single processor to its I-side</w:t>
+      </w:r>
+    </w:p>
+    <w:p>
+      <w:pPr>
+        <w:pStyle w:val="a9"/>
+        <w:numPr>
+          <w:ilvl w:val="0"/>
+          <w:numId w:val="14"/>
+        </w:numPr>
+        <w:spacing w:line="360" w:lineRule="auto"/>
+        <w:rPr>
+          <w:rFonts w:ascii="Times New Roman" w:eastAsia="宋体" w:hAnsi="Times New Roman" w:cs="Times New Roman"/>
+          <w:sz w:val="24"/>
+          <w:szCs w:val="24"/>
+        </w:rPr>
+      </w:pPr>
+      <w:r>
+        <w:rPr>
+          <w:rFonts w:ascii="Times New Roman" w:eastAsia="宋体" w:hAnsi="Times New Roman" w:cs="Times New Roman"/>
+          <w:sz w:val="24"/>
+          <w:szCs w:val="24"/>
+        </w:rPr>
+        <w:t>Between one processor and another device</w:t>
+      </w:r>
+    </w:p>
+    <w:p>
+      <w:pPr>
+        <w:spacing w:line="360" w:lineRule="auto"/>
+        <w:ind w:firstLine="420"/>
+        <w:rPr>
+          <w:rFonts w:ascii="Times New Roman" w:eastAsia="宋体" w:hAnsi="Times New Roman" w:cs="Times New Roman" w:hint="eastAsia"/>
+          <w:sz w:val="24"/>
+          <w:szCs w:val="24"/>
+        </w:rPr>
+      </w:pPr>
+      <w:r>
+        <w:rPr>
+          <w:rFonts w:ascii="Times New Roman" w:eastAsia="宋体" w:hAnsi="Times New Roman" w:cs="Times New Roman"/>
+          <w:b/>
+          <w:bCs/>
+          <w:sz w:val="24"/>
+          <w:szCs w:val="24"/>
+        </w:rPr>
         <w:lastRenderedPageBreak/>
+        <w:t>cache-state-modelled</w:t>
+      </w:r>
+      <w:r>
+        <w:rPr>
+          <w:rFonts w:ascii="Times New Roman" w:eastAsia="宋体" w:hAnsi="Times New Roman" w:cs="Times New Roman" w:hint="eastAsia"/>
+          <w:sz w:val="24"/>
+          <w:szCs w:val="24"/>
+        </w:rPr>
+        <w:t>为</w:t>
+      </w:r>
+      <w:r>
+        <w:rPr>
+          <w:rFonts w:ascii="Times New Roman" w:eastAsia="宋体" w:hAnsi="Times New Roman" w:cs="Times New Roman" w:hint="eastAsia"/>
+          <w:sz w:val="24"/>
+          <w:szCs w:val="24"/>
+        </w:rPr>
+        <w:t>true</w:t>
+      </w:r>
+      <w:r>
+        <w:rPr>
+          <w:rFonts w:ascii="Times New Roman" w:eastAsia="宋体" w:hAnsi="Times New Roman" w:cs="Times New Roman" w:hint="eastAsia"/>
+          <w:sz w:val="24"/>
+          <w:szCs w:val="24"/>
+        </w:rPr>
+        <w:t>的时候</w:t>
+      </w:r>
+      <w:r>
+        <w:rPr>
+          <w:rFonts w:ascii="Times New Roman" w:eastAsia="宋体" w:hAnsi="Times New Roman" w:cs="Times New Roman" w:hint="eastAsia"/>
+          <w:sz w:val="24"/>
+          <w:szCs w:val="24"/>
+        </w:rPr>
+        <w:t>，</w:t>
+      </w:r>
+      <w:r>
+        <w:rPr>
+          <w:rFonts w:ascii="Times New Roman" w:eastAsia="宋体" w:hAnsi="Times New Roman" w:cs="Times New Roman" w:hint="eastAsia"/>
+          <w:sz w:val="24"/>
+          <w:szCs w:val="24"/>
+        </w:rPr>
+        <w:t>caches</w:t>
+      </w:r>
+      <w:r>
+        <w:rPr>
+          <w:rFonts w:ascii="Times New Roman" w:eastAsia="宋体" w:hAnsi="Times New Roman" w:cs="Times New Roman" w:hint="eastAsia"/>
+          <w:sz w:val="24"/>
+          <w:szCs w:val="24"/>
+        </w:rPr>
+        <w:t>会被</w:t>
+      </w:r>
+      <w:r>
+        <w:rPr>
+          <w:rFonts w:ascii="Times New Roman" w:eastAsia="宋体" w:hAnsi="Times New Roman" w:cs="Times New Roman" w:hint="eastAsia"/>
+          <w:sz w:val="24"/>
+          <w:szCs w:val="24"/>
+        </w:rPr>
+        <w:t>modeled</w:t>
+      </w:r>
+      <w:r>
+        <w:rPr>
+          <w:rFonts w:ascii="Times New Roman" w:eastAsia="宋体" w:hAnsi="Times New Roman" w:cs="Times New Roman" w:hint="eastAsia"/>
+          <w:sz w:val="24"/>
+          <w:szCs w:val="24"/>
+        </w:rPr>
+        <w:t>，因此</w:t>
+      </w:r>
+      <w:r>
+        <w:rPr>
+          <w:rFonts w:ascii="Times New Roman" w:eastAsia="宋体" w:hAnsi="Times New Roman" w:cs="Times New Roman" w:hint="eastAsia"/>
+          <w:sz w:val="24"/>
+          <w:szCs w:val="24"/>
+        </w:rPr>
+        <w:t>exclusiveness</w:t>
+      </w:r>
+      <w:r>
+        <w:rPr>
+          <w:rFonts w:ascii="Times New Roman" w:eastAsia="宋体" w:hAnsi="Times New Roman" w:cs="Times New Roman" w:hint="eastAsia"/>
+          <w:sz w:val="24"/>
+          <w:szCs w:val="24"/>
+        </w:rPr>
+        <w:t>会由</w:t>
+      </w:r>
+      <w:r>
+        <w:rPr>
+          <w:rFonts w:ascii="Times New Roman" w:eastAsia="宋体" w:hAnsi="Times New Roman" w:cs="Times New Roman" w:hint="eastAsia"/>
+          <w:sz w:val="24"/>
+          <w:szCs w:val="24"/>
+        </w:rPr>
+        <w:t>cache</w:t>
+      </w:r>
+      <w:r>
+        <w:rPr>
+          <w:rFonts w:ascii="Times New Roman" w:eastAsia="宋体" w:hAnsi="Times New Roman" w:cs="Times New Roman" w:hint="eastAsia"/>
+          <w:sz w:val="24"/>
+          <w:szCs w:val="24"/>
+        </w:rPr>
+        <w:t xml:space="preserve"> </w:t>
+      </w:r>
+      <w:r>
+        <w:rPr>
+          <w:rFonts w:ascii="Times New Roman" w:eastAsia="宋体" w:hAnsi="Times New Roman" w:cs="Times New Roman" w:hint="eastAsia"/>
+          <w:sz w:val="24"/>
+          <w:szCs w:val="24"/>
+        </w:rPr>
+        <w:t>coherency</w:t>
+      </w:r>
+      <w:r>
+        <w:rPr>
+          <w:rFonts w:ascii="Times New Roman" w:eastAsia="宋体" w:hAnsi="Times New Roman" w:cs="Times New Roman" w:hint="eastAsia"/>
+          <w:sz w:val="24"/>
+          <w:szCs w:val="24"/>
+        </w:rPr>
+        <w:t>协议处理</w:t>
+      </w:r>
+      <w:r>
+        <w:rPr>
+          <w:rFonts w:ascii="Times New Roman" w:eastAsia="宋体" w:hAnsi="Times New Roman" w:cs="Times New Roman" w:hint="eastAsia"/>
+          <w:sz w:val="24"/>
+          <w:szCs w:val="24"/>
+        </w:rPr>
+        <w:t>。一致性缓存中的每一个</w:t>
+      </w:r>
+      <w:r>
+        <w:rPr>
+          <w:rFonts w:ascii="Times New Roman" w:eastAsia="宋体" w:hAnsi="Times New Roman" w:cs="Times New Roman" w:hint="eastAsia"/>
+          <w:sz w:val="24"/>
+          <w:szCs w:val="24"/>
+        </w:rPr>
+        <w:t>cache line</w:t>
+      </w:r>
+      <w:r>
+        <w:rPr>
+          <w:rFonts w:ascii="Times New Roman" w:eastAsia="宋体" w:hAnsi="Times New Roman" w:cs="Times New Roman" w:hint="eastAsia"/>
+          <w:sz w:val="24"/>
+          <w:szCs w:val="24"/>
+        </w:rPr>
+        <w:t>都记录了它是否</w:t>
+      </w:r>
+      <w:r>
+        <w:rPr>
+          <w:rFonts w:ascii="Times New Roman" w:eastAsia="宋体" w:hAnsi="Times New Roman" w:cs="Times New Roman" w:hint="eastAsia"/>
+          <w:sz w:val="24"/>
+          <w:szCs w:val="24"/>
+        </w:rPr>
+        <w:t>exclusive</w:t>
+      </w:r>
+      <w:r>
+        <w:rPr>
+          <w:rFonts w:ascii="Times New Roman" w:eastAsia="宋体" w:hAnsi="Times New Roman" w:cs="Times New Roman" w:hint="eastAsia"/>
+          <w:sz w:val="24"/>
+          <w:szCs w:val="24"/>
+        </w:rPr>
+        <w:t>。当其他</w:t>
+      </w:r>
+      <w:r>
+        <w:rPr>
+          <w:rFonts w:ascii="Times New Roman" w:eastAsia="宋体" w:hAnsi="Times New Roman" w:cs="Times New Roman" w:hint="eastAsia"/>
+          <w:sz w:val="24"/>
+          <w:szCs w:val="24"/>
+        </w:rPr>
+        <w:t>core</w:t>
+      </w:r>
+      <w:r>
+        <w:rPr>
+          <w:rFonts w:ascii="Times New Roman" w:eastAsia="宋体" w:hAnsi="Times New Roman" w:cs="Times New Roman" w:hint="eastAsia"/>
+          <w:sz w:val="24"/>
+          <w:szCs w:val="24"/>
+        </w:rPr>
+        <w:t>向一个</w:t>
+      </w:r>
+      <w:r>
+        <w:rPr>
+          <w:rFonts w:ascii="Times New Roman" w:eastAsia="宋体" w:hAnsi="Times New Roman" w:cs="Times New Roman" w:hint="eastAsia"/>
+          <w:sz w:val="24"/>
+          <w:szCs w:val="24"/>
+        </w:rPr>
+        <w:t>exclusive line</w:t>
+      </w:r>
+      <w:r>
+        <w:rPr>
+          <w:rFonts w:ascii="Times New Roman" w:eastAsia="宋体" w:hAnsi="Times New Roman" w:cs="Times New Roman" w:hint="eastAsia"/>
+          <w:sz w:val="24"/>
+          <w:szCs w:val="24"/>
+        </w:rPr>
+        <w:t>写入时，它在其他</w:t>
+      </w:r>
+      <w:r>
+        <w:rPr>
+          <w:rFonts w:ascii="Times New Roman" w:eastAsia="宋体" w:hAnsi="Times New Roman" w:cs="Times New Roman" w:hint="eastAsia"/>
+          <w:sz w:val="24"/>
+          <w:szCs w:val="24"/>
+        </w:rPr>
+        <w:t>cache</w:t>
+      </w:r>
+      <w:r>
+        <w:rPr>
+          <w:rFonts w:ascii="Times New Roman" w:eastAsia="宋体" w:hAnsi="Times New Roman" w:cs="Times New Roman" w:hint="eastAsia"/>
+          <w:sz w:val="24"/>
+          <w:szCs w:val="24"/>
+        </w:rPr>
+        <w:t>中就无效了</w:t>
+      </w:r>
+      <w:r>
+        <w:rPr>
+          <w:rFonts w:ascii="Times New Roman" w:eastAsia="宋体" w:hAnsi="Times New Roman" w:cs="Times New Roman" w:hint="eastAsia"/>
+          <w:sz w:val="24"/>
+          <w:szCs w:val="24"/>
+        </w:rPr>
+        <w:t>。</w:t>
+      </w:r>
+    </w:p>
+    <w:p>
+      <w:pPr>
+        <w:spacing w:line="360" w:lineRule="auto"/>
+        <w:rPr>
+          <w:rFonts w:ascii="Times New Roman" w:eastAsia="宋体" w:hAnsi="Times New Roman" w:cs="Times New Roman" w:hint="eastAsia"/>
+          <w:sz w:val="24"/>
+          <w:szCs w:val="24"/>
+        </w:rPr>
+      </w:pPr>
+      <w:r>
+        <w:rPr>
+          <w:rFonts w:ascii="Times New Roman" w:eastAsia="宋体" w:hAnsi="Times New Roman" w:cs="Times New Roman"/>
+          <w:sz w:val="24"/>
+          <w:szCs w:val="24"/>
+        </w:rPr>
+        <w:tab/>
+      </w:r>
+      <w:r>
+        <w:rPr>
+          <w:rFonts w:ascii="Times New Roman" w:eastAsia="宋体" w:hAnsi="Times New Roman" w:cs="Times New Roman"/>
+          <w:b/>
+          <w:bCs/>
+          <w:sz w:val="24"/>
+          <w:szCs w:val="24"/>
+        </w:rPr>
+        <w:t>cache-state-modelled</w:t>
+      </w:r>
+      <w:r>
+        <w:rPr>
+          <w:rFonts w:ascii="Times New Roman" w:eastAsia="宋体" w:hAnsi="Times New Roman" w:cs="Times New Roman" w:hint="eastAsia"/>
+          <w:sz w:val="24"/>
+          <w:szCs w:val="24"/>
+        </w:rPr>
+        <w:t>为</w:t>
+      </w:r>
+      <w:r>
+        <w:rPr>
+          <w:rFonts w:ascii="Times New Roman" w:eastAsia="宋体" w:hAnsi="Times New Roman" w:cs="Times New Roman" w:hint="eastAsia"/>
+          <w:sz w:val="24"/>
+          <w:szCs w:val="24"/>
+        </w:rPr>
+        <w:t>false</w:t>
+      </w:r>
+      <w:r>
+        <w:rPr>
+          <w:rFonts w:ascii="Times New Roman" w:eastAsia="宋体" w:hAnsi="Times New Roman" w:cs="Times New Roman" w:hint="eastAsia"/>
+          <w:sz w:val="24"/>
+          <w:szCs w:val="24"/>
+        </w:rPr>
+        <w:t>的时候</w:t>
+      </w:r>
+      <w:r>
+        <w:rPr>
+          <w:rFonts w:ascii="Times New Roman" w:eastAsia="宋体" w:hAnsi="Times New Roman" w:cs="Times New Roman" w:hint="eastAsia"/>
+          <w:sz w:val="24"/>
+          <w:szCs w:val="24"/>
+        </w:rPr>
+        <w:t>，</w:t>
+      </w:r>
+      <w:r>
+        <w:rPr>
+          <w:rFonts w:ascii="Times New Roman" w:eastAsia="宋体" w:hAnsi="Times New Roman" w:cs="Times New Roman" w:hint="eastAsia"/>
+          <w:sz w:val="24"/>
+          <w:szCs w:val="24"/>
+        </w:rPr>
+        <w:t>cache state</w:t>
+      </w:r>
+      <w:r>
+        <w:rPr>
+          <w:rFonts w:ascii="Times New Roman" w:eastAsia="宋体" w:hAnsi="Times New Roman" w:cs="Times New Roman" w:hint="eastAsia"/>
+          <w:sz w:val="24"/>
+          <w:szCs w:val="24"/>
+        </w:rPr>
+        <w:t>不会被</w:t>
+      </w:r>
+      <w:r>
+        <w:rPr>
+          <w:rFonts w:ascii="Times New Roman" w:eastAsia="宋体" w:hAnsi="Times New Roman" w:cs="Times New Roman" w:hint="eastAsia"/>
+          <w:sz w:val="24"/>
+          <w:szCs w:val="24"/>
+        </w:rPr>
+        <w:t>modeled</w:t>
+      </w:r>
+      <w:r>
+        <w:rPr>
+          <w:rFonts w:ascii="Times New Roman" w:eastAsia="宋体" w:hAnsi="Times New Roman" w:cs="Times New Roman" w:hint="eastAsia"/>
+          <w:sz w:val="24"/>
+          <w:szCs w:val="24"/>
+        </w:rPr>
+        <w:t>，因此就没有</w:t>
+      </w:r>
+      <w:r>
+        <w:rPr>
+          <w:rFonts w:ascii="Times New Roman" w:eastAsia="宋体" w:hAnsi="Times New Roman" w:cs="Times New Roman" w:hint="eastAsia"/>
+          <w:sz w:val="24"/>
+          <w:szCs w:val="24"/>
+        </w:rPr>
+        <w:t>cache line</w:t>
+      </w:r>
+      <w:r>
+        <w:rPr>
+          <w:rFonts w:ascii="Times New Roman" w:eastAsia="宋体" w:hAnsi="Times New Roman" w:cs="Times New Roman" w:hint="eastAsia"/>
+          <w:sz w:val="24"/>
+          <w:szCs w:val="24"/>
+        </w:rPr>
+        <w:t>或</w:t>
+      </w:r>
+      <w:r>
+        <w:rPr>
+          <w:rFonts w:ascii="Times New Roman" w:eastAsia="宋体" w:hAnsi="Times New Roman" w:cs="Times New Roman" w:hint="eastAsia"/>
+          <w:sz w:val="24"/>
+          <w:szCs w:val="24"/>
+        </w:rPr>
+        <w:t>coherency</w:t>
+      </w:r>
+      <w:r>
+        <w:rPr>
+          <w:rFonts w:ascii="Times New Roman" w:eastAsia="宋体" w:hAnsi="Times New Roman" w:cs="Times New Roman" w:hint="eastAsia"/>
+          <w:sz w:val="24"/>
+          <w:szCs w:val="24"/>
+        </w:rPr>
+        <w:t>。为了从软件的角度提供相同的功能，需要在内部实例化一个</w:t>
+      </w:r>
+      <w:r>
+        <w:rPr>
+          <w:rFonts w:ascii="Times New Roman" w:eastAsia="宋体" w:hAnsi="Times New Roman" w:cs="Times New Roman" w:hint="eastAsia"/>
+          <w:sz w:val="24"/>
+          <w:szCs w:val="24"/>
+        </w:rPr>
+        <w:t>exclusive monitor</w:t>
+      </w:r>
+      <w:r>
+        <w:rPr>
+          <w:rFonts w:ascii="Times New Roman" w:eastAsia="宋体" w:hAnsi="Times New Roman" w:cs="Times New Roman" w:hint="eastAsia"/>
+          <w:sz w:val="24"/>
+          <w:szCs w:val="24"/>
+        </w:rPr>
+        <w:t>来保持</w:t>
+      </w:r>
+      <w:r>
+        <w:rPr>
+          <w:rFonts w:ascii="Times New Roman" w:eastAsia="宋体" w:hAnsi="Times New Roman" w:cs="Times New Roman" w:hint="eastAsia"/>
+          <w:sz w:val="24"/>
+          <w:szCs w:val="24"/>
+        </w:rPr>
+        <w:t>coherency</w:t>
+      </w:r>
+      <w:r>
+        <w:rPr>
+          <w:rFonts w:ascii="Times New Roman" w:eastAsia="宋体" w:hAnsi="Times New Roman" w:cs="Times New Roman" w:hint="eastAsia"/>
+          <w:sz w:val="24"/>
+          <w:szCs w:val="24"/>
+        </w:rPr>
+        <w:t>。</w:t>
+      </w:r>
+    </w:p>
+    <w:p>
+      <w:pPr>
+        <w:spacing w:line="360" w:lineRule="auto"/>
+        <w:rPr>
+          <w:rFonts w:ascii="Times New Roman" w:eastAsia="宋体" w:hAnsi="Times New Roman" w:cs="Times New Roman"/>
+          <w:sz w:val="24"/>
+          <w:szCs w:val="24"/>
+        </w:rPr>
+      </w:pPr>
+      <w:r>
+        <w:rPr>
+          <w:rFonts w:ascii="Times New Roman" w:eastAsia="宋体" w:hAnsi="Times New Roman" w:cs="Times New Roman"/>
+          <w:sz w:val="24"/>
+          <w:szCs w:val="24"/>
+        </w:rPr>
+        <w:tab/>
+      </w:r>
+      <w:r>
+        <w:rPr>
+          <w:rFonts w:ascii="Times New Roman" w:eastAsia="宋体" w:hAnsi="Times New Roman" w:cs="Times New Roman" w:hint="eastAsia"/>
+          <w:sz w:val="24"/>
+          <w:szCs w:val="24"/>
+        </w:rPr>
+        <w:t>有一些</w:t>
+      </w:r>
+      <w:r>
+        <w:rPr>
+          <w:rFonts w:ascii="Times New Roman" w:eastAsia="宋体" w:hAnsi="Times New Roman" w:cs="Times New Roman" w:hint="eastAsia"/>
+          <w:sz w:val="24"/>
+          <w:szCs w:val="24"/>
+        </w:rPr>
+        <w:t>processor model</w:t>
+      </w:r>
+      <w:r>
+        <w:rPr>
+          <w:rFonts w:ascii="Times New Roman" w:eastAsia="宋体" w:hAnsi="Times New Roman" w:cs="Times New Roman" w:hint="eastAsia"/>
+          <w:sz w:val="24"/>
+          <w:szCs w:val="24"/>
+        </w:rPr>
+        <w:t>有</w:t>
+      </w:r>
+      <w:r>
+        <w:rPr>
+          <w:rFonts w:ascii="Times New Roman" w:eastAsia="宋体" w:hAnsi="Times New Roman" w:cs="Times New Roman" w:hint="eastAsia"/>
+          <w:sz w:val="24"/>
+          <w:szCs w:val="24"/>
+        </w:rPr>
+        <w:t>PV-accurate caches</w:t>
+      </w:r>
+      <w:r>
+        <w:rPr>
+          <w:rFonts w:ascii="Times New Roman" w:eastAsia="宋体" w:hAnsi="Times New Roman" w:cs="Times New Roman" w:hint="eastAsia"/>
+          <w:sz w:val="24"/>
+          <w:szCs w:val="24"/>
+        </w:rPr>
+        <w:t>，其余的模型都不会建模</w:t>
+      </w:r>
+      <w:r>
+        <w:rPr>
+          <w:rFonts w:ascii="Times New Roman" w:eastAsia="宋体" w:hAnsi="Times New Roman" w:cs="Times New Roman" w:hint="eastAsia"/>
+          <w:sz w:val="24"/>
+          <w:szCs w:val="24"/>
+        </w:rPr>
+        <w:t>L1</w:t>
+      </w:r>
+      <w:r>
+        <w:rPr>
+          <w:rFonts w:ascii="Times New Roman" w:eastAsia="宋体" w:hAnsi="Times New Roman" w:cs="Times New Roman" w:hint="eastAsia"/>
+          <w:sz w:val="24"/>
+          <w:szCs w:val="24"/>
+        </w:rPr>
+        <w:t>或</w:t>
+      </w:r>
+      <w:r>
+        <w:rPr>
+          <w:rFonts w:ascii="Times New Roman" w:eastAsia="宋体" w:hAnsi="Times New Roman" w:cs="Times New Roman" w:hint="eastAsia"/>
+          <w:sz w:val="24"/>
+          <w:szCs w:val="24"/>
+        </w:rPr>
+        <w:t>L2 cache</w:t>
+      </w:r>
+      <w:r>
+        <w:rPr>
+          <w:rFonts w:ascii="Times New Roman" w:eastAsia="宋体" w:hAnsi="Times New Roman" w:cs="Times New Roman" w:hint="eastAsia"/>
+          <w:sz w:val="24"/>
+          <w:szCs w:val="24"/>
+        </w:rPr>
+        <w:t>。</w:t>
+      </w:r>
+    </w:p>
+    <w:p>
+      <w:pPr>
+        <w:spacing w:line="360" w:lineRule="auto"/>
+        <w:rPr>
+          <w:rFonts w:ascii="Times New Roman" w:eastAsia="宋体" w:hAnsi="Times New Roman" w:cs="Times New Roman" w:hint="eastAsia"/>
+          <w:sz w:val="24"/>
+          <w:szCs w:val="24"/>
+        </w:rPr>
+      </w:pPr>
+      <w:r>
+        <w:rPr>
+          <w:rFonts w:ascii="Times New Roman" w:eastAsia="宋体" w:hAnsi="Times New Roman" w:cs="Times New Roman"/>
+          <w:sz w:val="24"/>
+          <w:szCs w:val="24"/>
+        </w:rPr>
+        <w:tab/>
+      </w:r>
+      <w:r>
+        <w:rPr>
+          <w:rFonts w:ascii="Times New Roman" w:eastAsia="宋体" w:hAnsi="Times New Roman" w:cs="Times New Roman" w:hint="eastAsia"/>
+          <w:sz w:val="24"/>
+          <w:szCs w:val="24"/>
+        </w:rPr>
+        <w:t>有实现</w:t>
+      </w:r>
+      <w:r>
+        <w:rPr>
+          <w:rFonts w:ascii="Times New Roman" w:eastAsia="宋体" w:hAnsi="Times New Roman" w:cs="Times New Roman" w:hint="eastAsia"/>
+          <w:sz w:val="24"/>
+          <w:szCs w:val="24"/>
+        </w:rPr>
+        <w:t xml:space="preserve">PV-accurate cache </w:t>
+      </w:r>
+      <w:r>
+        <w:rPr>
+          <w:rFonts w:ascii="Times New Roman" w:eastAsia="宋体" w:hAnsi="Times New Roman" w:cs="Times New Roman" w:hint="eastAsia"/>
+          <w:sz w:val="24"/>
+          <w:szCs w:val="24"/>
+        </w:rPr>
+        <w:t>的</w:t>
+      </w:r>
+      <w:r>
+        <w:rPr>
+          <w:rFonts w:ascii="Times New Roman" w:eastAsia="宋体" w:hAnsi="Times New Roman" w:cs="Times New Roman" w:hint="eastAsia"/>
+          <w:sz w:val="24"/>
+          <w:szCs w:val="24"/>
+        </w:rPr>
+        <w:t xml:space="preserve"> Core</w:t>
+      </w:r>
+      <w:r>
+        <w:rPr>
+          <w:rFonts w:ascii="Times New Roman" w:eastAsia="宋体" w:hAnsi="Times New Roman" w:cs="Times New Roman" w:hint="eastAsia"/>
+          <w:sz w:val="24"/>
+          <w:szCs w:val="24"/>
+        </w:rPr>
+        <w:t>模型会提供一个</w:t>
+      </w:r>
+      <w:r>
+        <w:rPr>
+          <w:rFonts w:ascii="Times New Roman" w:eastAsia="宋体" w:hAnsi="Times New Roman" w:cs="Times New Roman" w:hint="eastAsia"/>
+          <w:sz w:val="24"/>
+          <w:szCs w:val="24"/>
+        </w:rPr>
+        <w:t>functionally-accurate</w:t>
+      </w:r>
+      <w:r>
+        <w:rPr>
+          <w:rFonts w:ascii="Times New Roman" w:eastAsia="宋体" w:hAnsi="Times New Roman" w:cs="Times New Roman" w:hint="eastAsia"/>
+          <w:sz w:val="24"/>
+          <w:szCs w:val="24"/>
+        </w:rPr>
+        <w:t>模型</w:t>
+      </w:r>
+    </w:p>
+    <w:p>
+      <w:pPr>
+        <w:spacing w:line="360" w:lineRule="auto"/>
+        <w:rPr>
+          <w:rFonts w:ascii="Times New Roman" w:eastAsia="宋体" w:hAnsi="Times New Roman" w:cs="Times New Roman" w:hint="eastAsia"/>
+          <w:sz w:val="24"/>
+          <w:szCs w:val="24"/>
+        </w:rPr>
+      </w:pPr>
+      <w:r>
+        <w:rPr>
+          <w:rFonts w:ascii="Times New Roman" w:eastAsia="宋体" w:hAnsi="Times New Roman" w:cs="Times New Roman"/>
+          <w:sz w:val="24"/>
+          <w:szCs w:val="24"/>
+        </w:rPr>
+        <w:tab/>
+      </w:r>
+      <w:r>
+        <w:rPr>
+          <w:rFonts w:ascii="Times New Roman" w:eastAsia="宋体" w:hAnsi="Times New Roman" w:cs="Times New Roman" w:hint="eastAsia"/>
+          <w:sz w:val="24"/>
+          <w:szCs w:val="24"/>
+        </w:rPr>
+        <w:t>其他</w:t>
+      </w:r>
+      <w:r>
+        <w:rPr>
+          <w:rFonts w:ascii="Times New Roman" w:eastAsia="宋体" w:hAnsi="Times New Roman" w:cs="Times New Roman" w:hint="eastAsia"/>
+          <w:sz w:val="24"/>
+          <w:szCs w:val="24"/>
+        </w:rPr>
+        <w:t>PV</w:t>
+      </w:r>
+      <w:r>
+        <w:rPr>
+          <w:rFonts w:ascii="Times New Roman" w:eastAsia="宋体" w:hAnsi="Times New Roman" w:cs="Times New Roman" w:hint="eastAsia"/>
+          <w:sz w:val="24"/>
+          <w:szCs w:val="24"/>
+        </w:rPr>
+        <w:t>模型不</w:t>
+      </w:r>
+      <w:r>
+        <w:rPr>
+          <w:rFonts w:ascii="Times New Roman" w:eastAsia="宋体" w:hAnsi="Times New Roman" w:cs="Times New Roman" w:hint="eastAsia"/>
+          <w:sz w:val="24"/>
+          <w:szCs w:val="24"/>
+        </w:rPr>
+        <w:t>建模</w:t>
+      </w:r>
+      <w:r>
+        <w:rPr>
+          <w:rFonts w:ascii="Times New Roman" w:eastAsia="宋体" w:hAnsi="Times New Roman" w:cs="Times New Roman" w:hint="eastAsia"/>
+          <w:sz w:val="24"/>
+          <w:szCs w:val="24"/>
+        </w:rPr>
+        <w:t>L1</w:t>
+      </w:r>
+      <w:r>
+        <w:rPr>
+          <w:rFonts w:ascii="Times New Roman" w:eastAsia="宋体" w:hAnsi="Times New Roman" w:cs="Times New Roman" w:hint="eastAsia"/>
+          <w:sz w:val="24"/>
+          <w:szCs w:val="24"/>
+        </w:rPr>
+        <w:t>或</w:t>
+      </w:r>
+      <w:r>
+        <w:rPr>
+          <w:rFonts w:ascii="Times New Roman" w:eastAsia="宋体" w:hAnsi="Times New Roman" w:cs="Times New Roman" w:hint="eastAsia"/>
+          <w:sz w:val="24"/>
+          <w:szCs w:val="24"/>
+        </w:rPr>
+        <w:t>L2 cache</w:t>
+      </w:r>
+      <w:r>
+        <w:rPr>
+          <w:rFonts w:ascii="Times New Roman" w:eastAsia="宋体" w:hAnsi="Times New Roman" w:cs="Times New Roman" w:hint="eastAsia"/>
+          <w:sz w:val="24"/>
+          <w:szCs w:val="24"/>
+        </w:rPr>
+        <w:t>。与</w:t>
+      </w:r>
+      <w:r>
+        <w:rPr>
+          <w:rFonts w:ascii="Times New Roman" w:eastAsia="宋体" w:hAnsi="Times New Roman" w:cs="Times New Roman" w:hint="eastAsia"/>
+          <w:sz w:val="24"/>
+          <w:szCs w:val="24"/>
+        </w:rPr>
+        <w:t>cache</w:t>
+      </w:r>
+      <w:r>
+        <w:rPr>
+          <w:rFonts w:ascii="Times New Roman" w:eastAsia="宋体" w:hAnsi="Times New Roman" w:cs="Times New Roman" w:hint="eastAsia"/>
+          <w:sz w:val="24"/>
+          <w:szCs w:val="24"/>
+        </w:rPr>
+        <w:t>操作相关的系统协处理器寄存器允许</w:t>
+      </w:r>
+      <w:r>
+        <w:rPr>
+          <w:rFonts w:ascii="Times New Roman" w:eastAsia="宋体" w:hAnsi="Times New Roman" w:cs="Times New Roman" w:hint="eastAsia"/>
+          <w:sz w:val="24"/>
+          <w:szCs w:val="24"/>
+        </w:rPr>
+        <w:t>cach-aware</w:t>
+      </w:r>
+      <w:r>
+        <w:rPr>
+          <w:rFonts w:ascii="Times New Roman" w:eastAsia="宋体" w:hAnsi="Times New Roman" w:cs="Times New Roman" w:hint="eastAsia"/>
+          <w:sz w:val="24"/>
+          <w:szCs w:val="24"/>
+        </w:rPr>
+        <w:t>软件工作，但在大多数情况下，它们只检查寄存器访问权限。</w:t>
+      </w:r>
+    </w:p>
+    <w:p>
+      <w:pPr>
+        <w:spacing w:line="360" w:lineRule="auto"/>
+        <w:ind w:leftChars="100" w:left="210"/>
+        <w:rPr>
+          <w:rFonts w:ascii="Times New Roman" w:eastAsia="宋体" w:hAnsi="Times New Roman" w:cs="Times New Roman"/>
+          <w:sz w:val="24"/>
+          <w:szCs w:val="24"/>
+        </w:rPr>
+      </w:pPr>
+      <w:r>
+        <w:rPr>
+          <w:rFonts w:ascii="Times New Roman" w:eastAsia="宋体" w:hAnsi="Times New Roman" w:cs="Times New Roman"/>
+          <w:sz w:val="24"/>
+          <w:szCs w:val="24"/>
+        </w:rPr>
+        <w:t>The registers affected on all code</w:t>
+      </w:r>
+      <w:r>
+        <w:rPr>
+          <w:rFonts w:ascii="Times New Roman" w:eastAsia="宋体" w:hAnsi="Times New Roman" w:cs="Times New Roman" w:hint="eastAsia"/>
+          <w:sz w:val="24"/>
+          <w:szCs w:val="24"/>
+        </w:rPr>
+        <w:t>-</w:t>
+      </w:r>
+      <w:r>
+        <w:rPr>
+          <w:rFonts w:ascii="Times New Roman" w:eastAsia="宋体" w:hAnsi="Times New Roman" w:cs="Times New Roman"/>
+          <w:sz w:val="24"/>
+          <w:szCs w:val="24"/>
+        </w:rPr>
+        <w:t>translation processor models are:</w:t>
+      </w:r>
+    </w:p>
+    <w:p>
+      <w:pPr>
+        <w:spacing w:line="360" w:lineRule="auto"/>
+        <w:ind w:leftChars="300" w:left="630"/>
+        <w:rPr>
+          <w:rFonts w:ascii="Times New Roman" w:eastAsia="宋体" w:hAnsi="Times New Roman" w:cs="Times New Roman"/>
+          <w:sz w:val="24"/>
+          <w:szCs w:val="24"/>
+        </w:rPr>
+      </w:pPr>
+      <w:r>
+        <w:rPr>
+          <w:rFonts w:ascii="Times New Roman" w:eastAsia="宋体" w:hAnsi="Times New Roman" w:cs="Times New Roman"/>
+          <w:sz w:val="24"/>
+          <w:szCs w:val="24"/>
+        </w:rPr>
+        <w:t>• Invalidate and/or Clean Entire ICache/DCache.</w:t>
+      </w:r>
+    </w:p>
+    <w:p>
+      <w:pPr>
+        <w:spacing w:line="360" w:lineRule="auto"/>
+        <w:ind w:leftChars="300" w:left="630"/>
+        <w:rPr>
+          <w:rFonts w:ascii="Times New Roman" w:eastAsia="宋体" w:hAnsi="Times New Roman" w:cs="Times New Roman"/>
+          <w:sz w:val="24"/>
+          <w:szCs w:val="24"/>
+        </w:rPr>
+      </w:pPr>
+      <w:r>
+        <w:rPr>
+          <w:rFonts w:ascii="Times New Roman" w:eastAsia="宋体" w:hAnsi="Times New Roman" w:cs="Times New Roman"/>
+          <w:sz w:val="24"/>
+          <w:szCs w:val="24"/>
+        </w:rPr>
+        <w:t>• Invalidate and/or Clean ICache/DCache by MVA.</w:t>
+      </w:r>
+    </w:p>
+    <w:p>
+      <w:pPr>
+        <w:spacing w:line="360" w:lineRule="auto"/>
+        <w:ind w:leftChars="300" w:left="630"/>
+        <w:rPr>
+          <w:rFonts w:ascii="Times New Roman" w:eastAsia="宋体" w:hAnsi="Times New Roman" w:cs="Times New Roman"/>
+          <w:sz w:val="24"/>
+          <w:szCs w:val="24"/>
+        </w:rPr>
+      </w:pPr>
+      <w:r>
+        <w:rPr>
+          <w:rFonts w:ascii="Times New Roman" w:eastAsia="宋体" w:hAnsi="Times New Roman" w:cs="Times New Roman"/>
+          <w:sz w:val="24"/>
+          <w:szCs w:val="24"/>
+        </w:rPr>
+        <w:t>• Invalidate and/or Clean ICache/DCache by Index.</w:t>
+      </w:r>
+    </w:p>
+    <w:p>
+      <w:pPr>
+        <w:spacing w:line="360" w:lineRule="auto"/>
+        <w:ind w:leftChars="300" w:left="630"/>
+        <w:rPr>
+          <w:rFonts w:ascii="Times New Roman" w:eastAsia="宋体" w:hAnsi="Times New Roman" w:cs="Times New Roman"/>
+          <w:sz w:val="24"/>
+          <w:szCs w:val="24"/>
+        </w:rPr>
+      </w:pPr>
+      <w:r>
+        <w:rPr>
+          <w:rFonts w:ascii="Times New Roman" w:eastAsia="宋体" w:hAnsi="Times New Roman" w:cs="Times New Roman"/>
+          <w:sz w:val="24"/>
+          <w:szCs w:val="24"/>
+        </w:rPr>
+        <w:t>• Invalidate and/or Clean Both Caches.</w:t>
+      </w:r>
+    </w:p>
+    <w:p>
+      <w:pPr>
+        <w:spacing w:line="360" w:lineRule="auto"/>
+        <w:ind w:leftChars="300" w:left="630"/>
+        <w:rPr>
+          <w:rFonts w:ascii="Times New Roman" w:eastAsia="宋体" w:hAnsi="Times New Roman" w:cs="Times New Roman"/>
+          <w:sz w:val="24"/>
+          <w:szCs w:val="24"/>
+        </w:rPr>
+      </w:pPr>
+      <w:r>
+        <w:rPr>
+          <w:rFonts w:ascii="Times New Roman" w:eastAsia="宋体" w:hAnsi="Times New Roman" w:cs="Times New Roman"/>
+          <w:sz w:val="24"/>
+          <w:szCs w:val="24"/>
+        </w:rPr>
+        <w:t>• Cache Dirty Status.</w:t>
+      </w:r>
+    </w:p>
+    <w:p>
+      <w:pPr>
+        <w:spacing w:line="360" w:lineRule="auto"/>
+        <w:ind w:leftChars="300" w:left="630"/>
+        <w:rPr>
+          <w:rFonts w:ascii="Times New Roman" w:eastAsia="宋体" w:hAnsi="Times New Roman" w:cs="Times New Roman"/>
+          <w:sz w:val="24"/>
+          <w:szCs w:val="24"/>
+        </w:rPr>
+      </w:pPr>
+      <w:r>
+        <w:rPr>
+          <w:rFonts w:ascii="Times New Roman" w:eastAsia="宋体" w:hAnsi="Times New Roman" w:cs="Times New Roman"/>
+          <w:sz w:val="24"/>
+          <w:szCs w:val="24"/>
+        </w:rPr>
+        <w:t>• Data Write Barrier.</w:t>
+      </w:r>
+    </w:p>
+    <w:p>
+      <w:pPr>
+        <w:spacing w:line="360" w:lineRule="auto"/>
+        <w:ind w:leftChars="300" w:left="630"/>
+        <w:rPr>
+          <w:rFonts w:ascii="Times New Roman" w:eastAsia="宋体" w:hAnsi="Times New Roman" w:cs="Times New Roman"/>
+          <w:sz w:val="24"/>
+          <w:szCs w:val="24"/>
+        </w:rPr>
+      </w:pPr>
+      <w:r>
+        <w:rPr>
+          <w:rFonts w:ascii="Times New Roman" w:eastAsia="宋体" w:hAnsi="Times New Roman" w:cs="Times New Roman"/>
+          <w:sz w:val="24"/>
+          <w:szCs w:val="24"/>
+        </w:rPr>
+        <w:t>• Data Memory Barrier.</w:t>
+      </w:r>
+    </w:p>
+    <w:p>
+      <w:pPr>
+        <w:spacing w:line="360" w:lineRule="auto"/>
+        <w:ind w:leftChars="300" w:left="630"/>
+        <w:rPr>
+          <w:rFonts w:ascii="Times New Roman" w:eastAsia="宋体" w:hAnsi="Times New Roman" w:cs="Times New Roman"/>
+          <w:sz w:val="24"/>
+          <w:szCs w:val="24"/>
+        </w:rPr>
+      </w:pPr>
+      <w:r>
+        <w:rPr>
+          <w:rFonts w:ascii="Times New Roman" w:eastAsia="宋体" w:hAnsi="Times New Roman" w:cs="Times New Roman"/>
+          <w:sz w:val="24"/>
+          <w:szCs w:val="24"/>
+        </w:rPr>
+        <w:t>• Prefetch ICache Line.</w:t>
+      </w:r>
+    </w:p>
+    <w:p>
+      <w:pPr>
+        <w:spacing w:line="360" w:lineRule="auto"/>
+        <w:ind w:leftChars="300" w:left="630"/>
+        <w:rPr>
+          <w:rFonts w:ascii="Times New Roman" w:eastAsia="宋体" w:hAnsi="Times New Roman" w:cs="Times New Roman"/>
+          <w:sz w:val="24"/>
+          <w:szCs w:val="24"/>
+        </w:rPr>
+      </w:pPr>
+      <w:r>
+        <w:rPr>
+          <w:rFonts w:ascii="Times New Roman" w:eastAsia="宋体" w:hAnsi="Times New Roman" w:cs="Times New Roman"/>
+          <w:sz w:val="24"/>
+          <w:szCs w:val="24"/>
+        </w:rPr>
+        <w:t>• ICache/DCache lockdown.</w:t>
+      </w:r>
+    </w:p>
+    <w:p>
+      <w:pPr>
+        <w:spacing w:line="360" w:lineRule="auto"/>
+        <w:ind w:leftChars="300" w:left="630"/>
+        <w:rPr>
+          <w:rFonts w:ascii="Times New Roman" w:eastAsia="宋体" w:hAnsi="Times New Roman" w:cs="Times New Roman"/>
+          <w:sz w:val="24"/>
+          <w:szCs w:val="24"/>
+        </w:rPr>
+      </w:pPr>
+      <w:r>
+        <w:rPr>
+          <w:rFonts w:ascii="Times New Roman" w:eastAsia="宋体" w:hAnsi="Times New Roman" w:cs="Times New Roman"/>
+          <w:sz w:val="24"/>
+          <w:szCs w:val="24"/>
+        </w:rPr>
+        <w:t>• ICache/DCache master valid</w:t>
+      </w:r>
+    </w:p>
+    <w:p>
+      <w:pPr>
+        <w:spacing w:line="360" w:lineRule="auto"/>
+        <w:ind w:firstLine="420"/>
+        <w:rPr>
+          <w:rFonts w:ascii="Times New Roman" w:eastAsia="宋体" w:hAnsi="Times New Roman" w:cs="Times New Roman"/>
+          <w:sz w:val="24"/>
+          <w:szCs w:val="24"/>
+        </w:rPr>
+      </w:pPr>
+      <w:r>
+        <w:rPr>
+          <w:rFonts w:ascii="Times New Roman" w:eastAsia="宋体" w:hAnsi="Times New Roman" w:cs="Times New Roman"/>
+          <w:sz w:val="24"/>
+          <w:szCs w:val="24"/>
+        </w:rPr>
+        <w:t>F</w:t>
+      </w:r>
+      <w:r>
+        <w:rPr>
+          <w:rFonts w:ascii="Times New Roman" w:eastAsia="宋体" w:hAnsi="Times New Roman" w:cs="Times New Roman" w:hint="eastAsia"/>
+          <w:sz w:val="24"/>
+          <w:szCs w:val="24"/>
+        </w:rPr>
+        <w:t>astmodel</w:t>
+      </w:r>
+      <w:r>
+        <w:rPr>
+          <w:rFonts w:ascii="Times New Roman" w:eastAsia="宋体" w:hAnsi="Times New Roman" w:cs="Times New Roman" w:hint="eastAsia"/>
+          <w:sz w:val="24"/>
+          <w:szCs w:val="24"/>
+        </w:rPr>
+        <w:t>实现了</w:t>
+      </w:r>
+      <w:r>
+        <w:rPr>
+          <w:rFonts w:ascii="Times New Roman" w:eastAsia="宋体" w:hAnsi="Times New Roman" w:cs="Times New Roman" w:hint="eastAsia"/>
+          <w:sz w:val="24"/>
+          <w:szCs w:val="24"/>
+        </w:rPr>
+        <w:t>2</w:t>
+      </w:r>
+      <w:r>
+        <w:rPr>
+          <w:rFonts w:ascii="Times New Roman" w:eastAsia="宋体" w:hAnsi="Times New Roman" w:cs="Times New Roman" w:hint="eastAsia"/>
+          <w:sz w:val="24"/>
+          <w:szCs w:val="24"/>
+        </w:rPr>
+        <w:t>类</w:t>
+      </w:r>
+      <w:r>
+        <w:rPr>
+          <w:rFonts w:ascii="Times New Roman" w:eastAsia="宋体" w:hAnsi="Times New Roman" w:cs="Times New Roman" w:hint="eastAsia"/>
+          <w:sz w:val="24"/>
+          <w:szCs w:val="24"/>
+        </w:rPr>
+        <w:t>cache</w:t>
+      </w:r>
+      <w:r>
+        <w:rPr>
+          <w:rFonts w:ascii="Times New Roman" w:eastAsia="宋体" w:hAnsi="Times New Roman" w:cs="Times New Roman" w:hint="eastAsia"/>
+          <w:sz w:val="24"/>
+          <w:szCs w:val="24"/>
+        </w:rPr>
+        <w:t>模型：</w:t>
+      </w:r>
+    </w:p>
+    <w:p>
+      <w:pPr>
+        <w:pStyle w:val="a9"/>
+        <w:numPr>
+          <w:ilvl w:val="1"/>
+          <w:numId w:val="15"/>
+        </w:numPr>
+        <w:spacing w:line="360" w:lineRule="auto"/>
+        <w:rPr>
+          <w:rFonts w:ascii="Times New Roman" w:eastAsia="宋体" w:hAnsi="Times New Roman" w:cs="Times New Roman"/>
+          <w:sz w:val="24"/>
+          <w:szCs w:val="24"/>
+        </w:rPr>
+      </w:pPr>
+      <w:r>
+        <w:rPr>
+          <w:rFonts w:ascii="Times New Roman" w:eastAsia="宋体" w:hAnsi="Times New Roman" w:cs="Times New Roman"/>
+          <w:sz w:val="24"/>
+          <w:szCs w:val="24"/>
+        </w:rPr>
+        <w:t>R</w:t>
+      </w:r>
+      <w:r>
+        <w:rPr>
+          <w:rFonts w:ascii="Times New Roman" w:eastAsia="宋体" w:hAnsi="Times New Roman" w:cs="Times New Roman" w:hint="eastAsia"/>
+          <w:sz w:val="24"/>
+          <w:szCs w:val="24"/>
+        </w:rPr>
+        <w:t>egister model</w:t>
+      </w:r>
+    </w:p>
+    <w:p>
+      <w:pPr>
+        <w:spacing w:line="360" w:lineRule="auto"/>
+        <w:ind w:left="1260"/>
+        <w:rPr>
+          <w:rFonts w:ascii="Times New Roman" w:eastAsia="宋体" w:hAnsi="Times New Roman" w:cs="Times New Roman" w:hint="eastAsia"/>
+          <w:sz w:val="24"/>
+          <w:szCs w:val="24"/>
+        </w:rPr>
+      </w:pPr>
+      <w:r>
+        <w:rPr>
+          <w:rFonts w:ascii="Times New Roman" w:eastAsia="宋体" w:hAnsi="Times New Roman" w:cs="Times New Roman"/>
+          <w:sz w:val="24"/>
+          <w:szCs w:val="24"/>
+        </w:rPr>
+        <w:t>R</w:t>
+      </w:r>
+      <w:r>
+        <w:rPr>
+          <w:rFonts w:ascii="Times New Roman" w:eastAsia="宋体" w:hAnsi="Times New Roman" w:cs="Times New Roman" w:hint="eastAsia"/>
+          <w:sz w:val="24"/>
+          <w:szCs w:val="24"/>
+        </w:rPr>
+        <w:t>egister model</w:t>
+      </w:r>
+      <w:r>
+        <w:rPr>
+          <w:rFonts w:ascii="Times New Roman" w:eastAsia="宋体" w:hAnsi="Times New Roman" w:cs="Times New Roman" w:hint="eastAsia"/>
+          <w:sz w:val="24"/>
+          <w:szCs w:val="24"/>
+        </w:rPr>
+        <w:t>提供所有缓存控制寄存器，以便缓存操作成功，但不模拟缓存的状态。所有的访问都进入内存。</w:t>
+      </w:r>
+    </w:p>
+    <w:p>
+      <w:pPr>
+        <w:pStyle w:val="a9"/>
+        <w:numPr>
+          <w:ilvl w:val="1"/>
+          <w:numId w:val="15"/>
+        </w:numPr>
+        <w:spacing w:line="360" w:lineRule="auto"/>
+        <w:rPr>
+          <w:rFonts w:ascii="Times New Roman" w:eastAsia="宋体" w:hAnsi="Times New Roman" w:cs="Times New Roman"/>
+          <w:sz w:val="24"/>
+          <w:szCs w:val="24"/>
+        </w:rPr>
+      </w:pPr>
+      <w:r>
+        <w:rPr>
+          <w:rFonts w:ascii="Times New Roman" w:eastAsia="宋体" w:hAnsi="Times New Roman" w:cs="Times New Roman"/>
+          <w:sz w:val="24"/>
+          <w:szCs w:val="24"/>
+        </w:rPr>
+        <w:t>F</w:t>
+      </w:r>
+      <w:r>
+        <w:rPr>
+          <w:rFonts w:ascii="Times New Roman" w:eastAsia="宋体" w:hAnsi="Times New Roman" w:cs="Times New Roman" w:hint="eastAsia"/>
+          <w:sz w:val="24"/>
+          <w:szCs w:val="24"/>
+        </w:rPr>
+        <w:t>unctional model</w:t>
+      </w:r>
+    </w:p>
+    <w:p>
+      <w:pPr>
+        <w:spacing w:line="360" w:lineRule="auto"/>
+        <w:ind w:left="1260"/>
+        <w:rPr>
+          <w:rFonts w:ascii="Times New Roman" w:eastAsia="宋体" w:hAnsi="Times New Roman" w:cs="Times New Roman"/>
+          <w:sz w:val="24"/>
+          <w:szCs w:val="24"/>
+        </w:rPr>
+      </w:pPr>
+      <w:r>
+        <w:rPr>
+          <w:rFonts w:ascii="Times New Roman" w:eastAsia="宋体" w:hAnsi="Times New Roman" w:cs="Times New Roman"/>
+          <w:sz w:val="24"/>
+          <w:szCs w:val="24"/>
+        </w:rPr>
+        <w:t>F</w:t>
+      </w:r>
+      <w:r>
+        <w:rPr>
+          <w:rFonts w:ascii="Times New Roman" w:eastAsia="宋体" w:hAnsi="Times New Roman" w:cs="Times New Roman" w:hint="eastAsia"/>
+          <w:sz w:val="24"/>
+          <w:szCs w:val="24"/>
+        </w:rPr>
+        <w:t>unctional model</w:t>
+      </w:r>
+      <w:r>
+        <w:rPr>
+          <w:rFonts w:ascii="Times New Roman" w:eastAsia="宋体" w:hAnsi="Times New Roman" w:cs="Times New Roman" w:hint="eastAsia"/>
+          <w:sz w:val="24"/>
+          <w:szCs w:val="24"/>
+        </w:rPr>
+        <w:t>在内存层次结构的每个级别跟踪缓存状态及其内容。</w:t>
+      </w:r>
+      <w:r>
+        <w:rPr>
+          <w:rFonts w:ascii="Times New Roman" w:eastAsia="宋体" w:hAnsi="Times New Roman" w:cs="Times New Roman" w:hint="eastAsia"/>
+          <w:sz w:val="24"/>
+          <w:szCs w:val="24"/>
+        </w:rPr>
+        <w:lastRenderedPageBreak/>
+        <w:t>不正确的缓存管理可能会返回不正确的数据，就像在真实的硬件上一样。</w:t>
+      </w:r>
+    </w:p>
+    <w:p>
+      <w:pPr>
+        <w:spacing w:line="360" w:lineRule="auto"/>
+        <w:rPr>
+          <w:rFonts w:ascii="Times New Roman" w:eastAsia="宋体" w:hAnsi="Times New Roman" w:cs="Times New Roman" w:hint="eastAsia"/>
+          <w:sz w:val="24"/>
+          <w:szCs w:val="24"/>
+        </w:rPr>
+      </w:pPr>
+      <w:r>
+        <w:rPr>
+          <w:rFonts w:ascii="Times New Roman" w:eastAsia="宋体" w:hAnsi="Times New Roman" w:cs="Times New Roman"/>
+          <w:sz w:val="24"/>
+          <w:szCs w:val="24"/>
+        </w:rPr>
+        <w:tab/>
+        <w:t>F</w:t>
+      </w:r>
+      <w:r>
+        <w:rPr>
+          <w:rFonts w:ascii="Times New Roman" w:eastAsia="宋体" w:hAnsi="Times New Roman" w:cs="Times New Roman" w:hint="eastAsia"/>
+          <w:sz w:val="24"/>
+          <w:szCs w:val="24"/>
+        </w:rPr>
+        <w:t>astmodel</w:t>
+      </w:r>
+      <w:r>
+        <w:rPr>
+          <w:rFonts w:ascii="Times New Roman" w:eastAsia="宋体" w:hAnsi="Times New Roman" w:cs="Times New Roman" w:hint="eastAsia"/>
+          <w:sz w:val="24"/>
+          <w:szCs w:val="24"/>
+        </w:rPr>
+        <w:t>对</w:t>
+      </w:r>
+      <w:r>
+        <w:rPr>
+          <w:rFonts w:ascii="Times New Roman" w:eastAsia="宋体" w:hAnsi="Times New Roman" w:cs="Times New Roman" w:hint="eastAsia"/>
+          <w:sz w:val="24"/>
+          <w:szCs w:val="24"/>
+        </w:rPr>
+        <w:t>cache</w:t>
+      </w:r>
+      <w:r>
+        <w:rPr>
+          <w:rFonts w:ascii="Times New Roman" w:eastAsia="宋体" w:hAnsi="Times New Roman" w:cs="Times New Roman" w:hint="eastAsia"/>
+          <w:sz w:val="24"/>
+          <w:szCs w:val="24"/>
+        </w:rPr>
+        <w:t>的支持</w:t>
+      </w:r>
+      <w:r>
+        <w:rPr>
+          <w:rFonts w:ascii="Times New Roman" w:eastAsia="宋体" w:hAnsi="Times New Roman" w:cs="Times New Roman" w:hint="eastAsia"/>
+          <w:sz w:val="24"/>
+          <w:szCs w:val="24"/>
+        </w:rPr>
+        <w:t>：</w:t>
+      </w:r>
+    </w:p>
+    <w:p>
+      <w:pPr>
+        <w:pStyle w:val="a9"/>
+        <w:numPr>
+          <w:ilvl w:val="0"/>
+          <w:numId w:val="17"/>
+        </w:numPr>
+        <w:spacing w:line="360" w:lineRule="auto"/>
+        <w:rPr>
+          <w:rFonts w:ascii="Times New Roman" w:eastAsia="宋体" w:hAnsi="Times New Roman" w:cs="Times New Roman"/>
+          <w:sz w:val="24"/>
+          <w:szCs w:val="24"/>
+        </w:rPr>
+      </w:pPr>
+      <w:r>
+        <w:rPr>
+          <w:rFonts w:ascii="Times New Roman" w:eastAsia="宋体" w:hAnsi="Times New Roman" w:cs="Times New Roman"/>
+          <w:sz w:val="24"/>
+          <w:szCs w:val="24"/>
+        </w:rPr>
+        <w:t>S</w:t>
+      </w:r>
+      <w:r>
+        <w:rPr>
+          <w:rFonts w:ascii="Times New Roman" w:eastAsia="宋体" w:hAnsi="Times New Roman" w:cs="Times New Roman" w:hint="eastAsia"/>
+          <w:sz w:val="24"/>
+          <w:szCs w:val="24"/>
+        </w:rPr>
+        <w:t>ystem I</w:t>
+      </w:r>
+      <w:r>
+        <w:rPr>
+          <w:rFonts w:ascii="Times New Roman" w:eastAsia="宋体" w:hAnsi="Times New Roman" w:cs="Times New Roman" w:hint="eastAsia"/>
+          <w:sz w:val="24"/>
+          <w:szCs w:val="24"/>
+        </w:rPr>
+        <w:t>P</w:t>
+      </w:r>
+      <w:r>
+        <w:rPr>
+          <w:rFonts w:ascii="Times New Roman" w:eastAsia="宋体" w:hAnsi="Times New Roman" w:cs="Times New Roman" w:hint="eastAsia"/>
+          <w:sz w:val="24"/>
+          <w:szCs w:val="24"/>
+        </w:rPr>
+        <w:t xml:space="preserve">s </w:t>
+      </w:r>
+      <w:r>
+        <w:rPr>
+          <w:rFonts w:ascii="Times New Roman" w:eastAsia="宋体" w:hAnsi="Times New Roman" w:cs="Times New Roman" w:hint="eastAsia"/>
+          <w:sz w:val="24"/>
+          <w:szCs w:val="24"/>
+        </w:rPr>
+        <w:t>支持</w:t>
+      </w:r>
+      <w:r>
+        <w:rPr>
+          <w:rFonts w:ascii="Times New Roman" w:eastAsia="宋体" w:hAnsi="Times New Roman" w:cs="Times New Roman" w:hint="eastAsia"/>
+          <w:sz w:val="24"/>
+          <w:szCs w:val="24"/>
+        </w:rPr>
+        <w:t>cache</w:t>
+      </w:r>
+    </w:p>
+    <w:p>
+      <w:pPr>
+        <w:pStyle w:val="a9"/>
+        <w:numPr>
+          <w:ilvl w:val="0"/>
+          <w:numId w:val="17"/>
+        </w:numPr>
+        <w:spacing w:line="360" w:lineRule="auto"/>
+        <w:rPr>
+          <w:rFonts w:ascii="Times New Roman" w:eastAsia="宋体" w:hAnsi="Times New Roman" w:cs="Times New Roman"/>
+          <w:sz w:val="24"/>
+          <w:szCs w:val="24"/>
+        </w:rPr>
+      </w:pPr>
+      <w:r>
+        <w:rPr>
+          <w:rFonts w:ascii="Times New Roman" w:eastAsia="宋体" w:hAnsi="Times New Roman" w:cs="Times New Roman" w:hint="eastAsia"/>
+          <w:sz w:val="24"/>
+          <w:szCs w:val="24"/>
+        </w:rPr>
+        <w:t>Register model</w:t>
+      </w:r>
+      <w:r>
+        <w:rPr>
+          <w:rFonts w:ascii="Times New Roman" w:eastAsia="宋体" w:hAnsi="Times New Roman" w:cs="Times New Roman" w:hint="eastAsia"/>
+          <w:sz w:val="24"/>
+          <w:szCs w:val="24"/>
+        </w:rPr>
+        <w:t>的</w:t>
+      </w:r>
+      <w:r>
+        <w:rPr>
+          <w:rFonts w:ascii="Times New Roman" w:eastAsia="宋体" w:hAnsi="Times New Roman" w:cs="Times New Roman" w:hint="eastAsia"/>
+          <w:sz w:val="24"/>
+          <w:szCs w:val="24"/>
+        </w:rPr>
+        <w:t>cache</w:t>
+      </w:r>
+      <w:r>
+        <w:rPr>
+          <w:rFonts w:ascii="Times New Roman" w:eastAsia="宋体" w:hAnsi="Times New Roman" w:cs="Times New Roman" w:hint="eastAsia"/>
+          <w:sz w:val="24"/>
+          <w:szCs w:val="24"/>
+        </w:rPr>
+        <w:t>在所有支持</w:t>
+      </w:r>
+      <w:r>
+        <w:rPr>
+          <w:rFonts w:ascii="Times New Roman" w:eastAsia="宋体" w:hAnsi="Times New Roman" w:cs="Times New Roman" w:hint="eastAsia"/>
+          <w:sz w:val="24"/>
+          <w:szCs w:val="24"/>
+        </w:rPr>
+        <w:t>cache</w:t>
+      </w:r>
+      <w:r>
+        <w:rPr>
+          <w:rFonts w:ascii="Times New Roman" w:eastAsia="宋体" w:hAnsi="Times New Roman" w:cs="Times New Roman" w:hint="eastAsia"/>
+          <w:sz w:val="24"/>
+          <w:szCs w:val="24"/>
+        </w:rPr>
+        <w:t>的</w:t>
+      </w:r>
+      <w:r>
+        <w:rPr>
+          <w:rFonts w:ascii="Times New Roman" w:eastAsia="宋体" w:hAnsi="Times New Roman" w:cs="Times New Roman" w:hint="eastAsia"/>
+          <w:sz w:val="24"/>
+          <w:szCs w:val="24"/>
+        </w:rPr>
+        <w:t>processor</w:t>
+      </w:r>
+      <w:r>
+        <w:rPr>
+          <w:rFonts w:ascii="Times New Roman" w:eastAsia="宋体" w:hAnsi="Times New Roman" w:cs="Times New Roman" w:hint="eastAsia"/>
+          <w:sz w:val="24"/>
+          <w:szCs w:val="24"/>
+        </w:rPr>
+        <w:t>上都有，以及</w:t>
+      </w:r>
+      <w:r>
+        <w:rPr>
+          <w:rFonts w:ascii="Times New Roman" w:eastAsia="宋体" w:hAnsi="Times New Roman" w:cs="Times New Roman" w:hint="eastAsia"/>
+          <w:sz w:val="24"/>
+          <w:szCs w:val="24"/>
+        </w:rPr>
+        <w:t>PL310 cache controller</w:t>
+      </w:r>
+      <w:r>
+        <w:rPr>
+          <w:rFonts w:ascii="Times New Roman" w:eastAsia="宋体" w:hAnsi="Times New Roman" w:cs="Times New Roman" w:hint="eastAsia"/>
+          <w:sz w:val="24"/>
+          <w:szCs w:val="24"/>
+        </w:rPr>
+        <w:t>上有</w:t>
+      </w:r>
+    </w:p>
+    <w:p>
+      <w:pPr>
+        <w:pStyle w:val="a9"/>
+        <w:numPr>
+          <w:ilvl w:val="0"/>
+          <w:numId w:val="17"/>
+        </w:numPr>
+        <w:spacing w:line="360" w:lineRule="auto"/>
+        <w:rPr>
+          <w:rFonts w:ascii="Times New Roman" w:eastAsia="宋体" w:hAnsi="Times New Roman" w:cs="Times New Roman" w:hint="eastAsia"/>
+          <w:sz w:val="24"/>
+          <w:szCs w:val="24"/>
+        </w:rPr>
+      </w:pPr>
+      <w:r>
+        <w:rPr>
+          <w:rFonts w:ascii="Times New Roman" w:eastAsia="宋体" w:hAnsi="Times New Roman" w:cs="Times New Roman"/>
+          <w:sz w:val="24"/>
+          <w:szCs w:val="24"/>
+        </w:rPr>
+        <w:t>F</w:t>
+      </w:r>
+      <w:r>
+        <w:rPr>
+          <w:rFonts w:ascii="Times New Roman" w:eastAsia="宋体" w:hAnsi="Times New Roman" w:cs="Times New Roman" w:hint="eastAsia"/>
+          <w:sz w:val="24"/>
+          <w:szCs w:val="24"/>
+        </w:rPr>
+        <w:t>unctional model</w:t>
+      </w:r>
+      <w:r>
+        <w:rPr>
+          <w:rFonts w:ascii="Times New Roman" w:eastAsia="宋体" w:hAnsi="Times New Roman" w:cs="Times New Roman" w:hint="eastAsia"/>
+          <w:sz w:val="24"/>
+          <w:szCs w:val="24"/>
+        </w:rPr>
+        <w:t>的</w:t>
+      </w:r>
+      <w:r>
+        <w:rPr>
+          <w:rFonts w:ascii="Times New Roman" w:eastAsia="宋体" w:hAnsi="Times New Roman" w:cs="Times New Roman" w:hint="eastAsia"/>
+          <w:sz w:val="24"/>
+          <w:szCs w:val="24"/>
+        </w:rPr>
+        <w:t>cache</w:t>
+      </w:r>
+      <w:r>
+        <w:rPr>
+          <w:rFonts w:ascii="Times New Roman" w:eastAsia="宋体" w:hAnsi="Times New Roman" w:cs="Times New Roman" w:hint="eastAsia"/>
+          <w:sz w:val="24"/>
+          <w:szCs w:val="24"/>
+        </w:rPr>
+        <w:t>在</w:t>
+      </w:r>
+      <w:r>
+        <w:rPr>
+          <w:rFonts w:ascii="Times New Roman" w:eastAsia="宋体" w:hAnsi="Times New Roman" w:cs="Times New Roman" w:hint="eastAsia"/>
+          <w:sz w:val="24"/>
+          <w:szCs w:val="24"/>
+        </w:rPr>
+        <w:t>Cortex core</w:t>
+      </w:r>
+      <w:r>
+        <w:rPr>
+          <w:rFonts w:ascii="Times New Roman" w:eastAsia="宋体" w:hAnsi="Times New Roman" w:cs="Times New Roman" w:hint="eastAsia"/>
+          <w:sz w:val="24"/>
+          <w:szCs w:val="24"/>
+        </w:rPr>
+        <w:t>上都有集成</w:t>
+      </w:r>
+    </w:p>
+    <w:p>
+      <w:pPr>
+        <w:spacing w:line="360" w:lineRule="auto"/>
+        <w:ind w:firstLine="420"/>
+        <w:rPr>
+          <w:rFonts w:ascii="Times New Roman" w:eastAsia="宋体" w:hAnsi="Times New Roman" w:cs="Times New Roman" w:hint="eastAsia"/>
+          <w:sz w:val="24"/>
+          <w:szCs w:val="24"/>
+        </w:rPr>
+      </w:pPr>
+      <w:r>
+        <w:rPr>
+          <w:rFonts w:ascii="Times New Roman" w:eastAsia="宋体" w:hAnsi="Times New Roman" w:cs="Times New Roman" w:hint="eastAsia"/>
+          <w:sz w:val="24"/>
+          <w:szCs w:val="24"/>
+        </w:rPr>
+        <w:t>要使</w:t>
+      </w:r>
+      <w:r>
+        <w:rPr>
+          <w:rFonts w:ascii="Times New Roman" w:eastAsia="宋体" w:hAnsi="Times New Roman" w:cs="Times New Roman" w:hint="eastAsia"/>
+          <w:sz w:val="24"/>
+          <w:szCs w:val="24"/>
+        </w:rPr>
+        <w:t>cache-state modeling</w:t>
+      </w:r>
+      <w:r>
+        <w:rPr>
+          <w:rFonts w:ascii="Times New Roman" w:eastAsia="宋体" w:hAnsi="Times New Roman" w:cs="Times New Roman" w:hint="eastAsia"/>
+          <w:sz w:val="24"/>
+          <w:szCs w:val="24"/>
+        </w:rPr>
+        <w:t>工作，</w:t>
+      </w:r>
+      <w:r>
+        <w:rPr>
+          <w:rFonts w:ascii="Times New Roman" w:eastAsia="宋体" w:hAnsi="Times New Roman" w:cs="Times New Roman" w:hint="eastAsia"/>
+          <w:sz w:val="24"/>
+          <w:szCs w:val="24"/>
+        </w:rPr>
+        <w:t>coherency domain</w:t>
+      </w:r>
+      <w:r>
+        <w:rPr>
+          <w:rFonts w:ascii="Times New Roman" w:eastAsia="宋体" w:hAnsi="Times New Roman" w:cs="Times New Roman" w:hint="eastAsia"/>
+          <w:sz w:val="24"/>
+          <w:szCs w:val="24"/>
+        </w:rPr>
+        <w:t>中的所有组件必须具有一致的</w:t>
+      </w:r>
+      <w:r>
+        <w:rPr>
+          <w:rFonts w:ascii="Times New Roman" w:eastAsia="宋体" w:hAnsi="Times New Roman" w:cs="Times New Roman" w:hint="eastAsia"/>
+          <w:sz w:val="24"/>
+          <w:szCs w:val="24"/>
+        </w:rPr>
+        <w:t>cache-state modeling</w:t>
+      </w:r>
+      <w:r>
+        <w:rPr>
+          <w:rFonts w:ascii="Times New Roman" w:eastAsia="宋体" w:hAnsi="Times New Roman" w:cs="Times New Roman" w:hint="eastAsia"/>
+          <w:sz w:val="24"/>
+          <w:szCs w:val="24"/>
+        </w:rPr>
+        <w:t>设置。对</w:t>
+      </w:r>
+      <w:r>
+        <w:rPr>
+          <w:rFonts w:ascii="Times New Roman" w:eastAsia="宋体" w:hAnsi="Times New Roman" w:cs="Times New Roman" w:hint="eastAsia"/>
+          <w:sz w:val="24"/>
+          <w:szCs w:val="24"/>
+        </w:rPr>
+        <w:t>cpu</w:t>
+      </w:r>
+      <w:r>
+        <w:rPr>
+          <w:rFonts w:ascii="Times New Roman" w:eastAsia="宋体" w:hAnsi="Times New Roman" w:cs="Times New Roman" w:hint="eastAsia"/>
+          <w:sz w:val="24"/>
+          <w:szCs w:val="24"/>
+        </w:rPr>
+        <w:t>之外的</w:t>
+      </w:r>
+      <w:r>
+        <w:rPr>
+          <w:rFonts w:ascii="Times New Roman" w:eastAsia="宋体" w:hAnsi="Times New Roman" w:cs="Times New Roman" w:hint="eastAsia"/>
+          <w:sz w:val="24"/>
+          <w:szCs w:val="24"/>
+        </w:rPr>
+        <w:t>cache-state modeling</w:t>
+      </w:r>
+      <w:r>
+        <w:rPr>
+          <w:rFonts w:ascii="Times New Roman" w:eastAsia="宋体" w:hAnsi="Times New Roman" w:cs="Times New Roman" w:hint="eastAsia"/>
+          <w:sz w:val="24"/>
+          <w:szCs w:val="24"/>
+        </w:rPr>
+        <w:t>的支持已被弃用，并将在未来的版本中删除。当从</w:t>
+      </w:r>
+      <w:r>
+        <w:rPr>
+          <w:rFonts w:ascii="Times New Roman" w:eastAsia="宋体" w:hAnsi="Times New Roman" w:cs="Times New Roman" w:hint="eastAsia"/>
+          <w:sz w:val="24"/>
+          <w:szCs w:val="24"/>
+        </w:rPr>
+        <w:t>interconnect(CMN?)</w:t>
+      </w:r>
+      <w:r>
+        <w:rPr>
+          <w:rFonts w:ascii="Times New Roman" w:eastAsia="宋体" w:hAnsi="Times New Roman" w:cs="Times New Roman" w:hint="eastAsia"/>
+          <w:sz w:val="24"/>
+          <w:szCs w:val="24"/>
+        </w:rPr>
+        <w:t>中移除支持时，这意味着只有在一致性边界在</w:t>
+      </w:r>
+      <w:r>
+        <w:rPr>
+          <w:rFonts w:ascii="Times New Roman" w:eastAsia="宋体" w:hAnsi="Times New Roman" w:cs="Times New Roman" w:hint="eastAsia"/>
+          <w:sz w:val="24"/>
+          <w:szCs w:val="24"/>
+        </w:rPr>
+        <w:t>interconnect</w:t>
+      </w:r>
+      <w:r>
+        <w:rPr>
+          <w:rFonts w:ascii="Times New Roman" w:eastAsia="宋体" w:hAnsi="Times New Roman" w:cs="Times New Roman" w:hint="eastAsia"/>
+          <w:sz w:val="24"/>
+          <w:szCs w:val="24"/>
+        </w:rPr>
+        <w:t>之前（例如在</w:t>
+      </w:r>
+      <w:r>
+        <w:rPr>
+          <w:rFonts w:ascii="Times New Roman" w:eastAsia="宋体" w:hAnsi="Times New Roman" w:cs="Times New Roman" w:hint="eastAsia"/>
+          <w:sz w:val="24"/>
+          <w:szCs w:val="24"/>
+        </w:rPr>
+        <w:t>cluster</w:t>
+      </w:r>
+      <w:r>
+        <w:rPr>
+          <w:rFonts w:ascii="Times New Roman" w:eastAsia="宋体" w:hAnsi="Times New Roman" w:cs="Times New Roman" w:hint="eastAsia"/>
+          <w:sz w:val="24"/>
+          <w:szCs w:val="24"/>
+        </w:rPr>
+        <w:t>边界）才能启用</w:t>
+      </w:r>
+      <w:r>
+        <w:rPr>
+          <w:rFonts w:ascii="Times New Roman" w:eastAsia="宋体" w:hAnsi="Times New Roman" w:cs="Times New Roman" w:hint="eastAsia"/>
+          <w:sz w:val="24"/>
+          <w:szCs w:val="24"/>
+        </w:rPr>
+        <w:t>cache-state modeling</w:t>
+      </w:r>
+      <w:r>
+        <w:rPr>
+          <w:rFonts w:ascii="Times New Roman" w:eastAsia="宋体" w:hAnsi="Times New Roman" w:cs="Times New Roman" w:hint="eastAsia"/>
+          <w:sz w:val="24"/>
+          <w:szCs w:val="24"/>
+        </w:rPr>
+        <w:t>。</w:t>
+      </w:r>
+    </w:p>
+    <w:p>
+      <w:pPr>
+        <w:spacing w:line="360" w:lineRule="auto"/>
+        <w:rPr>
+          <w:rFonts w:ascii="Times New Roman" w:eastAsia="宋体" w:hAnsi="Times New Roman" w:cs="Times New Roman"/>
+          <w:sz w:val="24"/>
+          <w:szCs w:val="24"/>
+        </w:rPr>
+      </w:pPr>
+      <w:r>
+        <w:rPr>
+          <w:rFonts w:ascii="Times New Roman" w:eastAsia="宋体" w:hAnsi="Times New Roman" w:cs="Times New Roman"/>
+          <w:sz w:val="24"/>
+          <w:szCs w:val="24"/>
+        </w:rPr>
+        <w:t>For a core with no L2 cache, the configuration parameters are:</w:t>
+      </w:r>
+    </w:p>
+    <w:p>
+      <w:pPr>
+        <w:spacing w:line="360" w:lineRule="auto"/>
+        <w:ind w:leftChars="100" w:left="210"/>
+        <w:rPr>
+          <w:rFonts w:ascii="Times New Roman" w:eastAsia="宋体" w:hAnsi="Times New Roman" w:cs="Times New Roman"/>
+          <w:b/>
+          <w:bCs/>
+          <w:sz w:val="24"/>
+          <w:szCs w:val="24"/>
+        </w:rPr>
+      </w:pPr>
+      <w:r>
+        <w:rPr>
+          <w:rFonts w:ascii="Times New Roman" w:eastAsia="宋体" w:hAnsi="Times New Roman" w:cs="Times New Roman"/>
+          <w:b/>
+          <w:bCs/>
+          <w:sz w:val="24"/>
+          <w:szCs w:val="24"/>
+        </w:rPr>
+        <w:t>icache-state-modelled</w:t>
+      </w:r>
+    </w:p>
+    <w:p>
+      <w:pPr>
+        <w:spacing w:line="360" w:lineRule="auto"/>
+        <w:ind w:leftChars="100" w:left="210" w:firstLine="210"/>
+        <w:rPr>
+          <w:rFonts w:ascii="Times New Roman" w:eastAsia="宋体" w:hAnsi="Times New Roman" w:cs="Times New Roman"/>
+          <w:sz w:val="24"/>
+          <w:szCs w:val="24"/>
+        </w:rPr>
+      </w:pPr>
+      <w:r>
+        <w:rPr>
+          <w:rFonts w:ascii="Times New Roman" w:eastAsia="宋体" w:hAnsi="Times New Roman" w:cs="Times New Roman"/>
+          <w:sz w:val="24"/>
+          <w:szCs w:val="24"/>
+        </w:rPr>
+        <w:t>Set whether the I-cache has stateful implementation.</w:t>
+      </w:r>
+    </w:p>
+    <w:p>
+      <w:pPr>
+        <w:spacing w:line="360" w:lineRule="auto"/>
+        <w:ind w:leftChars="100" w:left="210"/>
+        <w:rPr>
+          <w:rFonts w:ascii="Times New Roman" w:eastAsia="宋体" w:hAnsi="Times New Roman" w:cs="Times New Roman"/>
+          <w:b/>
+          <w:bCs/>
+          <w:sz w:val="24"/>
+          <w:szCs w:val="24"/>
+        </w:rPr>
+      </w:pPr>
+      <w:r>
+        <w:rPr>
+          <w:rFonts w:ascii="Times New Roman" w:eastAsia="宋体" w:hAnsi="Times New Roman" w:cs="Times New Roman"/>
+          <w:b/>
+          <w:bCs/>
+          <w:sz w:val="24"/>
+          <w:szCs w:val="24"/>
+        </w:rPr>
+        <w:t>dcache-state-modelled</w:t>
+      </w:r>
+    </w:p>
+    <w:p>
+      <w:pPr>
+        <w:spacing w:line="360" w:lineRule="auto"/>
+        <w:ind w:leftChars="100" w:left="210" w:firstLine="210"/>
+        <w:rPr>
+          <w:rFonts w:ascii="Times New Roman" w:eastAsia="宋体" w:hAnsi="Times New Roman" w:cs="Times New Roman"/>
+          <w:sz w:val="24"/>
+          <w:szCs w:val="24"/>
+        </w:rPr>
+      </w:pPr>
+      <w:r>
+        <w:rPr>
+          <w:rFonts w:ascii="Times New Roman" w:eastAsia="宋体" w:hAnsi="Times New Roman" w:cs="Times New Roman"/>
+          <w:sz w:val="24"/>
+          <w:szCs w:val="24"/>
+        </w:rPr>
+        <w:t>Set whether the D-cache has stateful implementation. For Arm®v7-A cores with an L2 cache, the configuration parameters are:</w:t>
+      </w:r>
+    </w:p>
+    <w:p>
+      <w:pPr>
+        <w:spacing w:line="360" w:lineRule="auto"/>
+        <w:ind w:leftChars="100" w:left="210"/>
+        <w:rPr>
+          <w:rFonts w:ascii="Times New Roman" w:eastAsia="宋体" w:hAnsi="Times New Roman" w:cs="Times New Roman"/>
+          <w:b/>
+          <w:bCs/>
+          <w:sz w:val="24"/>
+          <w:szCs w:val="24"/>
+        </w:rPr>
+      </w:pPr>
+      <w:r>
+        <w:rPr>
+          <w:rFonts w:ascii="Times New Roman" w:eastAsia="宋体" w:hAnsi="Times New Roman" w:cs="Times New Roman"/>
+          <w:b/>
+          <w:bCs/>
+          <w:sz w:val="24"/>
+          <w:szCs w:val="24"/>
+        </w:rPr>
+        <w:t>l1_icache-state-modelled</w:t>
+      </w:r>
+    </w:p>
+    <w:p>
+      <w:pPr>
+        <w:spacing w:line="360" w:lineRule="auto"/>
+        <w:ind w:leftChars="100" w:left="210" w:firstLine="210"/>
+        <w:rPr>
+          <w:rFonts w:ascii="Times New Roman" w:eastAsia="宋体" w:hAnsi="Times New Roman" w:cs="Times New Roman"/>
+          <w:sz w:val="24"/>
+          <w:szCs w:val="24"/>
+        </w:rPr>
+      </w:pPr>
+      <w:r>
+        <w:rPr>
+          <w:rFonts w:ascii="Times New Roman" w:eastAsia="宋体" w:hAnsi="Times New Roman" w:cs="Times New Roman"/>
+          <w:sz w:val="24"/>
+          <w:szCs w:val="24"/>
+        </w:rPr>
+        <w:t>Set whether L1 I-cache has stateful implementation.</w:t>
+      </w:r>
+    </w:p>
+    <w:p>
+      <w:pPr>
+        <w:spacing w:line="360" w:lineRule="auto"/>
+        <w:ind w:leftChars="100" w:left="210"/>
+        <w:rPr>
+          <w:rFonts w:ascii="Times New Roman" w:eastAsia="宋体" w:hAnsi="Times New Roman" w:cs="Times New Roman"/>
+          <w:b/>
+          <w:bCs/>
+          <w:sz w:val="24"/>
+          <w:szCs w:val="24"/>
+        </w:rPr>
+      </w:pPr>
+      <w:r>
+        <w:rPr>
+          <w:rFonts w:ascii="Times New Roman" w:eastAsia="宋体" w:hAnsi="Times New Roman" w:cs="Times New Roman"/>
+          <w:b/>
+          <w:bCs/>
+          <w:sz w:val="24"/>
+          <w:szCs w:val="24"/>
+        </w:rPr>
+        <w:t>l1_dcache-state-modelled</w:t>
+      </w:r>
+    </w:p>
+    <w:p>
+      <w:pPr>
+        <w:spacing w:line="360" w:lineRule="auto"/>
+        <w:ind w:leftChars="100" w:left="210" w:firstLine="210"/>
+        <w:rPr>
+          <w:rFonts w:ascii="Times New Roman" w:eastAsia="宋体" w:hAnsi="Times New Roman" w:cs="Times New Roman"/>
+          <w:sz w:val="24"/>
+          <w:szCs w:val="24"/>
+        </w:rPr>
+      </w:pPr>
+      <w:r>
+        <w:rPr>
+          <w:rFonts w:ascii="Times New Roman" w:eastAsia="宋体" w:hAnsi="Times New Roman" w:cs="Times New Roman"/>
+          <w:sz w:val="24"/>
+          <w:szCs w:val="24"/>
+        </w:rPr>
+        <w:t>Set whether L1 D-cache has stateful implementation.</w:t>
+      </w:r>
+    </w:p>
+    <w:p>
+      <w:pPr>
+        <w:spacing w:line="360" w:lineRule="auto"/>
+        <w:ind w:leftChars="100" w:left="210"/>
+        <w:rPr>
+          <w:rFonts w:ascii="Times New Roman" w:eastAsia="宋体" w:hAnsi="Times New Roman" w:cs="Times New Roman"/>
+          <w:b/>
+          <w:bCs/>
+          <w:sz w:val="24"/>
+          <w:szCs w:val="24"/>
+        </w:rPr>
+      </w:pPr>
+      <w:r>
+        <w:rPr>
+          <w:rFonts w:ascii="Times New Roman" w:eastAsia="宋体" w:hAnsi="Times New Roman" w:cs="Times New Roman"/>
+          <w:b/>
+          <w:bCs/>
+          <w:sz w:val="24"/>
+          <w:szCs w:val="24"/>
+        </w:rPr>
+        <w:t>l2_cache-state-modelled</w:t>
+      </w:r>
+    </w:p>
+    <w:p>
+      <w:pPr>
+        <w:spacing w:line="360" w:lineRule="auto"/>
+        <w:ind w:leftChars="100" w:left="210" w:firstLine="210"/>
+        <w:rPr>
+          <w:rFonts w:ascii="Times New Roman" w:eastAsia="宋体" w:hAnsi="Times New Roman" w:cs="Times New Roman"/>
+          <w:sz w:val="24"/>
+          <w:szCs w:val="24"/>
+        </w:rPr>
+      </w:pPr>
+      <w:r>
+        <w:rPr>
+          <w:rFonts w:ascii="Times New Roman" w:eastAsia="宋体" w:hAnsi="Times New Roman" w:cs="Times New Roman"/>
+          <w:sz w:val="24"/>
+          <w:szCs w:val="24"/>
+        </w:rPr>
+        <w:t>Enable unified Level 2 cache state model.</w:t>
+      </w:r>
+    </w:p>
+    <w:p>
+      <w:pPr>
+        <w:spacing w:line="360" w:lineRule="auto"/>
+        <w:rPr>
+          <w:rFonts w:ascii="Times New Roman" w:eastAsia="宋体" w:hAnsi="Times New Roman" w:cs="Times New Roman"/>
+          <w:sz w:val="24"/>
+          <w:szCs w:val="24"/>
+        </w:rPr>
+      </w:pPr>
+      <w:r>
+        <w:rPr>
+          <w:rFonts w:ascii="Times New Roman" w:eastAsia="宋体" w:hAnsi="Times New Roman" w:cs="Times New Roman"/>
+          <w:sz w:val="24"/>
+          <w:szCs w:val="24"/>
+        </w:rPr>
+        <w:t>For Arm®v8-A cores with an L2 cache, the configuration parameters are:</w:t>
+      </w:r>
+    </w:p>
+    <w:p>
+      <w:pPr>
+        <w:spacing w:line="360" w:lineRule="auto"/>
+        <w:ind w:leftChars="100" w:left="210"/>
+        <w:rPr>
+          <w:rFonts w:ascii="Times New Roman" w:eastAsia="宋体" w:hAnsi="Times New Roman" w:cs="Times New Roman"/>
+          <w:b/>
+          <w:bCs/>
+          <w:sz w:val="24"/>
+          <w:szCs w:val="24"/>
+        </w:rPr>
+      </w:pPr>
+      <w:r>
+        <w:rPr>
+          <w:rFonts w:ascii="Times New Roman" w:eastAsia="宋体" w:hAnsi="Times New Roman" w:cs="Times New Roman"/>
+          <w:b/>
+          <w:bCs/>
+          <w:sz w:val="24"/>
+          <w:szCs w:val="24"/>
+        </w:rPr>
+        <w:t>icache-state_modelled</w:t>
+      </w:r>
+    </w:p>
+    <w:p>
+      <w:pPr>
+        <w:spacing w:line="360" w:lineRule="auto"/>
+        <w:ind w:leftChars="100" w:left="210" w:firstLine="210"/>
+        <w:rPr>
+          <w:rFonts w:ascii="Times New Roman" w:eastAsia="宋体" w:hAnsi="Times New Roman" w:cs="Times New Roman"/>
+          <w:sz w:val="24"/>
+          <w:szCs w:val="24"/>
+        </w:rPr>
+      </w:pPr>
+      <w:r>
+        <w:rPr>
+          <w:rFonts w:ascii="Times New Roman" w:eastAsia="宋体" w:hAnsi="Times New Roman" w:cs="Times New Roman"/>
+          <w:sz w:val="24"/>
+          <w:szCs w:val="24"/>
+        </w:rPr>
+        <w:t>Set whether L1 I-cache has stateful implementation. Instructions at L2 or L3 are not cached in Fast Models.</w:t>
+      </w:r>
+    </w:p>
+    <w:p>
+      <w:pPr>
+        <w:spacing w:line="360" w:lineRule="auto"/>
+        <w:ind w:leftChars="100" w:left="210"/>
+        <w:rPr>
+          <w:rFonts w:ascii="Times New Roman" w:eastAsia="宋体" w:hAnsi="Times New Roman" w:cs="Times New Roman"/>
+          <w:b/>
+          <w:bCs/>
+          <w:sz w:val="24"/>
+          <w:szCs w:val="24"/>
+        </w:rPr>
+      </w:pPr>
+      <w:r>
+        <w:rPr>
+          <w:rFonts w:ascii="Times New Roman" w:eastAsia="宋体" w:hAnsi="Times New Roman" w:cs="Times New Roman"/>
+          <w:b/>
+          <w:bCs/>
+          <w:sz w:val="24"/>
+          <w:szCs w:val="24"/>
+        </w:rPr>
+        <w:t>dcache-state_modelled</w:t>
+      </w:r>
+    </w:p>
+    <w:p>
+      <w:pPr>
+        <w:spacing w:line="360" w:lineRule="auto"/>
+        <w:ind w:leftChars="100" w:left="210" w:firstLine="210"/>
+        <w:rPr>
+          <w:rFonts w:ascii="Times New Roman" w:eastAsia="宋体" w:hAnsi="Times New Roman" w:cs="Times New Roman" w:hint="eastAsia"/>
+          <w:sz w:val="24"/>
+          <w:szCs w:val="24"/>
+        </w:rPr>
+      </w:pPr>
+      <w:r>
+        <w:rPr>
+          <w:rFonts w:ascii="Times New Roman" w:eastAsia="宋体" w:hAnsi="Times New Roman" w:cs="Times New Roman"/>
+          <w:sz w:val="24"/>
+          <w:szCs w:val="24"/>
+        </w:rPr>
+        <w:t>Set whether D-cache has stateful implementation at L1, L2, and L3</w:t>
+      </w:r>
+    </w:p>
+    <w:p>
+      <w:pPr>
+        <w:spacing w:line="360" w:lineRule="auto"/>
+        <w:ind w:firstLine="420"/>
+        <w:rPr>
+          <w:rFonts w:ascii="Times New Roman" w:eastAsia="宋体" w:hAnsi="Times New Roman" w:cs="Times New Roman" w:hint="eastAsia"/>
+          <w:sz w:val="24"/>
+          <w:szCs w:val="24"/>
+        </w:rPr>
+      </w:pPr>
+      <w:r>
+        <w:rPr>
+          <w:rFonts w:ascii="Times New Roman" w:eastAsia="宋体" w:hAnsi="Times New Roman" w:cs="Times New Roman" w:hint="eastAsia"/>
+          <w:sz w:val="24"/>
+          <w:szCs w:val="24"/>
+        </w:rPr>
+        <w:lastRenderedPageBreak/>
+        <w:t>同时启用</w:t>
+      </w:r>
+      <w:r>
+        <w:rPr>
+          <w:rFonts w:ascii="Times New Roman" w:eastAsia="宋体" w:hAnsi="Times New Roman" w:cs="Times New Roman" w:hint="eastAsia"/>
+          <w:sz w:val="24"/>
+          <w:szCs w:val="24"/>
+        </w:rPr>
+        <w:t>L1</w:t>
+      </w:r>
+      <w:r>
+        <w:rPr>
+          <w:rFonts w:ascii="Times New Roman" w:eastAsia="宋体" w:hAnsi="Times New Roman" w:cs="Times New Roman" w:hint="eastAsia"/>
+          <w:sz w:val="24"/>
+          <w:szCs w:val="24"/>
+        </w:rPr>
+        <w:t>和</w:t>
+      </w:r>
+      <w:r>
+        <w:rPr>
+          <w:rFonts w:ascii="Times New Roman" w:eastAsia="宋体" w:hAnsi="Times New Roman" w:cs="Times New Roman" w:hint="eastAsia"/>
+          <w:sz w:val="24"/>
+          <w:szCs w:val="24"/>
+        </w:rPr>
+        <w:t>L2</w:t>
+      </w:r>
+      <w:r>
+        <w:rPr>
+          <w:rFonts w:ascii="Times New Roman" w:eastAsia="宋体" w:hAnsi="Times New Roman" w:cs="Times New Roman" w:hint="eastAsia"/>
+          <w:sz w:val="24"/>
+          <w:szCs w:val="24"/>
+        </w:rPr>
+        <w:t xml:space="preserve"> functional cache</w:t>
+      </w:r>
+      <w:r>
+        <w:rPr>
+          <w:rFonts w:ascii="Times New Roman" w:eastAsia="宋体" w:hAnsi="Times New Roman" w:cs="Times New Roman" w:hint="eastAsia"/>
+          <w:sz w:val="24"/>
+          <w:szCs w:val="24"/>
+        </w:rPr>
+        <w:t>。为了一致的系统操作，</w:t>
+      </w:r>
+      <w:r>
+        <w:rPr>
+          <w:rFonts w:ascii="Times New Roman" w:eastAsia="宋体" w:hAnsi="Times New Roman" w:cs="Times New Roman" w:hint="eastAsia"/>
+          <w:sz w:val="24"/>
+          <w:szCs w:val="24"/>
+        </w:rPr>
+        <w:t>Arm</w:t>
+      </w:r>
+      <w:r>
+        <w:rPr>
+          <w:rFonts w:ascii="Times New Roman" w:eastAsia="宋体" w:hAnsi="Times New Roman" w:cs="Times New Roman" w:hint="eastAsia"/>
+          <w:sz w:val="24"/>
+          <w:szCs w:val="24"/>
+        </w:rPr>
+        <w:t>建议您要么完全禁用</w:t>
+      </w:r>
+      <w:r>
+        <w:rPr>
+          <w:rFonts w:ascii="Times New Roman" w:eastAsia="宋体" w:hAnsi="Times New Roman" w:cs="Times New Roman" w:hint="eastAsia"/>
+          <w:sz w:val="24"/>
+          <w:szCs w:val="24"/>
+        </w:rPr>
+        <w:t>functional</w:t>
+      </w:r>
+      <w:r>
+        <w:rPr>
+          <w:rFonts w:ascii="Times New Roman" w:eastAsia="宋体" w:hAnsi="Times New Roman" w:cs="Times New Roman" w:hint="eastAsia"/>
+          <w:sz w:val="24"/>
+          <w:szCs w:val="24"/>
+        </w:rPr>
+        <w:t>行为，要么为</w:t>
+      </w:r>
+      <w:r>
+        <w:rPr>
+          <w:rFonts w:ascii="Times New Roman" w:eastAsia="宋体" w:hAnsi="Times New Roman" w:cs="Times New Roman" w:hint="eastAsia"/>
+          <w:sz w:val="24"/>
+          <w:szCs w:val="24"/>
+        </w:rPr>
+        <w:t>I</w:t>
+      </w:r>
+      <w:r>
+        <w:rPr>
+          <w:rFonts w:ascii="Times New Roman" w:eastAsia="宋体" w:hAnsi="Times New Roman" w:cs="Times New Roman" w:hint="eastAsia"/>
+          <w:sz w:val="24"/>
+          <w:szCs w:val="24"/>
+        </w:rPr>
+        <w:t>和</w:t>
+      </w:r>
+      <w:r>
+        <w:rPr>
+          <w:rFonts w:ascii="Times New Roman" w:eastAsia="宋体" w:hAnsi="Times New Roman" w:cs="Times New Roman" w:hint="eastAsia"/>
+          <w:sz w:val="24"/>
+          <w:szCs w:val="24"/>
+        </w:rPr>
+        <w:t>D L1</w:t>
+      </w:r>
+      <w:r>
+        <w:rPr>
+          <w:rFonts w:ascii="Times New Roman" w:eastAsia="宋体" w:hAnsi="Times New Roman" w:cs="Times New Roman" w:hint="eastAsia"/>
+          <w:sz w:val="24"/>
+          <w:szCs w:val="24"/>
+        </w:rPr>
+        <w:t xml:space="preserve"> cache</w:t>
+      </w:r>
+      <w:r>
+        <w:rPr>
+          <w:rFonts w:ascii="Times New Roman" w:eastAsia="宋体" w:hAnsi="Times New Roman" w:cs="Times New Roman" w:hint="eastAsia"/>
+          <w:sz w:val="24"/>
+          <w:szCs w:val="24"/>
+        </w:rPr>
+        <w:t>以及</w:t>
+      </w:r>
+      <w:r>
+        <w:rPr>
+          <w:rFonts w:ascii="Times New Roman" w:eastAsia="宋体" w:hAnsi="Times New Roman" w:cs="Times New Roman" w:hint="eastAsia"/>
+          <w:sz w:val="24"/>
+          <w:szCs w:val="24"/>
+        </w:rPr>
+        <w:t>L2</w:t>
+      </w:r>
+      <w:r>
+        <w:rPr>
+          <w:rFonts w:ascii="Times New Roman" w:eastAsia="宋体" w:hAnsi="Times New Roman" w:cs="Times New Roman" w:hint="eastAsia"/>
+          <w:sz w:val="24"/>
+          <w:szCs w:val="24"/>
+        </w:rPr>
+        <w:t xml:space="preserve"> cache</w:t>
+      </w:r>
+      <w:r>
+        <w:rPr>
+          <w:rFonts w:ascii="Times New Roman" w:eastAsia="宋体" w:hAnsi="Times New Roman" w:cs="Times New Roman" w:hint="eastAsia"/>
+          <w:sz w:val="24"/>
+          <w:szCs w:val="24"/>
+        </w:rPr>
+        <w:t>启用</w:t>
+      </w:r>
+      <w:r>
+        <w:rPr>
+          <w:rFonts w:ascii="Times New Roman" w:eastAsia="宋体" w:hAnsi="Times New Roman" w:cs="Times New Roman" w:hint="eastAsia"/>
+          <w:sz w:val="24"/>
+          <w:szCs w:val="24"/>
+        </w:rPr>
+        <w:t>functional</w:t>
+      </w:r>
+      <w:r>
+        <w:rPr>
+          <w:rFonts w:ascii="Times New Roman" w:eastAsia="宋体" w:hAnsi="Times New Roman" w:cs="Times New Roman" w:hint="eastAsia"/>
+          <w:sz w:val="24"/>
+          <w:szCs w:val="24"/>
+        </w:rPr>
+        <w:t>行为。</w:t>
+      </w:r>
+    </w:p>
+    <w:p>
+      <w:pPr>
+        <w:spacing w:line="360" w:lineRule="auto"/>
+        <w:rPr>
+          <w:rFonts w:ascii="Times New Roman" w:eastAsia="宋体" w:hAnsi="Times New Roman" w:cs="Times New Roman" w:hint="eastAsia"/>
+          <w:sz w:val="24"/>
+          <w:szCs w:val="24"/>
+        </w:rPr>
+      </w:pPr>
+      <w:r>
+        <w:rPr>
+          <w:rFonts w:ascii="Times New Roman" w:eastAsia="宋体" w:hAnsi="Times New Roman" w:cs="Times New Roman"/>
+          <w:sz w:val="24"/>
+          <w:szCs w:val="24"/>
+        </w:rPr>
+        <w:tab/>
+      </w:r>
+      <w:r>
+        <w:rPr>
+          <w:rFonts w:ascii="Times New Roman" w:eastAsia="宋体" w:hAnsi="Times New Roman" w:cs="Times New Roman"/>
+          <w:sz w:val="24"/>
+          <w:szCs w:val="24"/>
+        </w:rPr>
+        <w:t>C</w:t>
+      </w:r>
+      <w:r>
+        <w:rPr>
+          <w:rFonts w:ascii="Times New Roman" w:eastAsia="宋体" w:hAnsi="Times New Roman" w:cs="Times New Roman" w:hint="eastAsia"/>
+          <w:sz w:val="24"/>
+          <w:szCs w:val="24"/>
+        </w:rPr>
+        <w:t>ache enablement</w:t>
+      </w:r>
+      <w:r>
+        <w:rPr>
+          <w:rFonts w:ascii="Times New Roman" w:eastAsia="宋体" w:hAnsi="Times New Roman" w:cs="Times New Roman" w:hint="eastAsia"/>
+          <w:sz w:val="24"/>
+          <w:szCs w:val="24"/>
+        </w:rPr>
+        <w:t>必须是系统范围的。如果您在任何组件中启用</w:t>
+      </w:r>
+      <w:r>
+        <w:rPr>
+          <w:rFonts w:ascii="Times New Roman" w:eastAsia="宋体" w:hAnsi="Times New Roman" w:cs="Times New Roman" w:hint="eastAsia"/>
+          <w:sz w:val="24"/>
+          <w:szCs w:val="24"/>
+        </w:rPr>
+        <w:t>cache-state modeling</w:t>
+      </w:r>
+      <w:r>
+        <w:rPr>
+          <w:rFonts w:ascii="Times New Roman" w:eastAsia="宋体" w:hAnsi="Times New Roman" w:cs="Times New Roman" w:hint="eastAsia"/>
+          <w:sz w:val="24"/>
+          <w:szCs w:val="24"/>
+        </w:rPr>
+        <w:t>，那么您必须在系统中的所有组件中启用它，包括所有核心（</w:t>
+      </w:r>
+      <w:r>
+        <w:rPr>
+          <w:rFonts w:ascii="Times New Roman" w:eastAsia="宋体" w:hAnsi="Times New Roman" w:cs="Times New Roman" w:hint="eastAsia"/>
+          <w:sz w:val="24"/>
+          <w:szCs w:val="24"/>
+        </w:rPr>
+        <w:t>L1</w:t>
+      </w:r>
+      <w:r>
+        <w:rPr>
+          <w:rFonts w:ascii="Times New Roman" w:eastAsia="宋体" w:hAnsi="Times New Roman" w:cs="Times New Roman" w:hint="eastAsia"/>
+          <w:sz w:val="24"/>
+          <w:szCs w:val="24"/>
+        </w:rPr>
+        <w:t>和</w:t>
+      </w:r>
+      <w:r>
+        <w:rPr>
+          <w:rFonts w:ascii="Times New Roman" w:eastAsia="宋体" w:hAnsi="Times New Roman" w:cs="Times New Roman" w:hint="eastAsia"/>
+          <w:sz w:val="24"/>
+          <w:szCs w:val="24"/>
+        </w:rPr>
+        <w:t>L2</w:t>
+      </w:r>
+      <w:r>
+        <w:rPr>
+          <w:rFonts w:ascii="Times New Roman" w:eastAsia="宋体" w:hAnsi="Times New Roman" w:cs="Times New Roman" w:hint="eastAsia"/>
+          <w:sz w:val="24"/>
+          <w:szCs w:val="24"/>
+        </w:rPr>
+        <w:t>）和任何外部缓存控制器（例如</w:t>
+      </w:r>
+      <w:r>
+        <w:rPr>
+          <w:rFonts w:ascii="Times New Roman" w:eastAsia="宋体" w:hAnsi="Times New Roman" w:cs="Times New Roman" w:hint="eastAsia"/>
+          <w:sz w:val="24"/>
+          <w:szCs w:val="24"/>
+        </w:rPr>
+        <w:t>PL310_L2CC</w:t>
+      </w:r>
+      <w:r>
+        <w:rPr>
+          <w:rFonts w:ascii="Times New Roman" w:eastAsia="宋体" w:hAnsi="Times New Roman" w:cs="Times New Roman" w:hint="eastAsia"/>
+          <w:sz w:val="24"/>
+          <w:szCs w:val="24"/>
+        </w:rPr>
+        <w:t>）以及任何具有</w:t>
+      </w:r>
+      <w:r>
+        <w:rPr>
+          <w:rFonts w:ascii="Times New Roman" w:eastAsia="宋体" w:hAnsi="Times New Roman" w:cs="Times New Roman" w:hint="eastAsia"/>
+          <w:sz w:val="24"/>
+          <w:szCs w:val="24"/>
+        </w:rPr>
+        <w:t>cache</w:t>
+      </w:r>
+      <w:r>
+        <w:rPr>
+          <w:rFonts w:ascii="Times New Roman" w:eastAsia="宋体" w:hAnsi="Times New Roman" w:cs="Times New Roman" w:hint="eastAsia"/>
+          <w:sz w:val="24"/>
+          <w:szCs w:val="24"/>
+        </w:rPr>
+        <w:t>的</w:t>
+      </w:r>
+      <w:r>
+        <w:rPr>
+          <w:rFonts w:ascii="Times New Roman" w:eastAsia="宋体" w:hAnsi="Times New Roman" w:cs="Times New Roman" w:hint="eastAsia"/>
+          <w:sz w:val="24"/>
+          <w:szCs w:val="24"/>
+        </w:rPr>
+        <w:t>interconnect</w:t>
+      </w:r>
+      <w:r>
+        <w:rPr>
+          <w:rFonts w:ascii="Times New Roman" w:eastAsia="宋体" w:hAnsi="Times New Roman" w:cs="Times New Roman" w:hint="eastAsia"/>
+          <w:sz w:val="24"/>
+          <w:szCs w:val="24"/>
+        </w:rPr>
+        <w:t>。</w:t>
+      </w:r>
+    </w:p>
+    <w:p>
+      <w:pPr>
+        <w:spacing w:line="360" w:lineRule="auto"/>
+        <w:rPr>
+          <w:rFonts w:ascii="Times New Roman" w:eastAsia="宋体" w:hAnsi="Times New Roman" w:cs="Times New Roman"/>
+          <w:sz w:val="24"/>
+          <w:szCs w:val="24"/>
+        </w:rPr>
+      </w:pPr>
+    </w:p>
+    <w:p>
+      <w:pPr>
+        <w:spacing w:line="360" w:lineRule="auto"/>
+        <w:rPr>
+          <w:rFonts w:ascii="Times New Roman" w:eastAsia="宋体" w:hAnsi="Times New Roman" w:cs="Times New Roman" w:hint="eastAsia"/>
+          <w:sz w:val="24"/>
+          <w:szCs w:val="24"/>
+        </w:rPr>
+      </w:pPr>
+    </w:p>
+    <w:p>
+      <w:pPr>
+        <w:pStyle w:val="1"/>
+        <w:rPr>
+          <w:rFonts w:hint="eastAsia"/>
+        </w:rPr>
+      </w:pPr>
+      <w:r>
+        <w:rPr>
+          <w:rFonts w:hint="eastAsia"/>
+        </w:rPr>
         <w:t>PVBus</w:t>
+      </w:r>
+      <w:r>
+        <w:rPr>
+          <w:rFonts w:hint="eastAsia"/>
+        </w:rPr>
+        <w:t>协议</w:t>
       </w:r>
     </w:p>
     <w:p>
@@ -2091,6 +4460,7 @@
         <w:rPr>
           <w:noProof/>
         </w:rPr>
+        <w:lastRenderedPageBreak/>
         <w:drawing>
           <wp:inline distT="0" distB="0" distL="0" distR="0" wp14:anchorId="1194827C" wp14:editId="4CA3EB73">
             <wp:extent cx="4524126" cy="2084494"/>
@@ -2138,7 +4508,6 @@
         <w:rPr>
           <w:noProof/>
         </w:rPr>
-        <w:lastRenderedPageBreak/>
         <w:drawing>
           <wp:inline distT="0" distB="0" distL="0" distR="0" wp14:anchorId="23689F2E" wp14:editId="025A1C8F">
             <wp:extent cx="5274310" cy="884555"/>
@@ -2423,6 +4792,7 @@
         <w:rPr>
           <w:noProof/>
         </w:rPr>
+        <w:lastRenderedPageBreak/>
         <w:drawing>
           <wp:inline distT="0" distB="0" distL="0" distR="0" wp14:anchorId="5A9D46A4" wp14:editId="7A37A796">
             <wp:extent cx="5274310" cy="909320"/>
@@ -2619,14 +4989,7 @@
         <w:rPr>
           <w:rFonts w:hint="eastAsia"/>
         </w:rPr>
-        <w:t xml:space="preserve">Memory </w:t>
-      </w:r>
-      <w:r>
-        <w:rPr>
-          <w:rFonts w:hint="eastAsia"/>
-        </w:rPr>
-        <w:lastRenderedPageBreak/>
-        <w:t xml:space="preserve">Tagging Extension, </w:t>
+        <w:t xml:space="preserve">Memory Tagging Extension, </w:t>
       </w:r>
       <w:r>
         <w:rPr>
@@ -2828,6 +5191,7 @@
         <w:rPr>
           <w:rFonts w:hint="eastAsia"/>
         </w:rPr>
+        <w:lastRenderedPageBreak/>
         <w:t>PVBusDecoder</w:t>
       </w:r>
     </w:p>
@@ -3047,7 +5411,6 @@
         <w:rPr>
           <w:rFonts w:hint="eastAsia"/>
         </w:rPr>
-        <w:lastRenderedPageBreak/>
         <w:t>PVBusModifier</w:t>
       </w:r>
     </w:p>
@@ -3348,6 +5711,7 @@
         <w:rPr>
           <w:rFonts w:hint="eastAsia"/>
         </w:rPr>
+        <w:lastRenderedPageBreak/>
         <w:t>PVBusRouter</w:t>
       </w:r>
     </w:p>
@@ -3448,7 +5812,6 @@
         <w:rPr>
           <w:noProof/>
         </w:rPr>
-        <w:lastRenderedPageBreak/>
         <w:drawing>
           <wp:inline distT="0" distB="0" distL="0" distR="0" wp14:anchorId="0CFC02CD" wp14:editId="494276C6">
             <wp:extent cx="5274310" cy="1128395"/>
@@ -3818,7 +6181,14 @@
         <w:rPr>
           <w:rFonts w:hint="eastAsia"/>
         </w:rPr>
-        <w:t xml:space="preserve">。以4KB为粒度，单独为region配置read和write。这样就允许设置成memory-like、device-like、abort、ignore </w:t>
+        <w:t>。以4KB为粒度，单独为region配置read和write。这样就允许设置成memory-like、device-</w:t>
+      </w:r>
+      <w:r>
+        <w:rPr>
+          <w:rFonts w:hint="eastAsia"/>
+        </w:rPr>
+        <w:lastRenderedPageBreak/>
+        <w:t xml:space="preserve">like、abort、ignore </w:t>
       </w:r>
       <w:r>
         <w:t>access</w:t>
@@ -4079,7 +6449,6 @@
         <w:rPr>
           <w:noProof/>
         </w:rPr>
-        <w:lastRenderedPageBreak/>
         <w:drawing>
           <wp:inline distT="0" distB="0" distL="0" distR="0" wp14:anchorId="15B9EC9C" wp14:editId="123EDFEF">
             <wp:extent cx="5274310" cy="815975"/>
@@ -4540,6 +6909,7 @@
         <w:rPr>
           <w:rFonts w:hint="eastAsia"/>
         </w:rPr>
+        <w:lastRenderedPageBreak/>
         <w:t>PVWriteBuffer</w:t>
       </w:r>
     </w:p>
@@ -4620,7 +6990,6 @@
         <w:rPr>
           <w:rFonts w:hint="eastAsia"/>
         </w:rPr>
-        <w:lastRenderedPageBreak/>
         <w:t>SimplePVBusMaster</w:t>
       </w:r>
     </w:p>
@@ -4771,6 +7140,7 @@
         <w:rPr>
           <w:noProof/>
         </w:rPr>
+        <w:lastRenderedPageBreak/>
         <w:drawing>
           <wp:inline distT="0" distB="0" distL="0" distR="0" wp14:anchorId="1EB2133B" wp14:editId="7601FDE0">
             <wp:extent cx="4227305" cy="1548214"/>
@@ -4915,7 +7285,6 @@
         </w:rPr>
       </w:pPr>
       <w:r>
-        <w:lastRenderedPageBreak/>
         <w:tab/>
       </w:r>
       <w:r>
@@ -5215,6 +7584,7 @@
           <w:b/>
           <w:bCs/>
         </w:rPr>
+        <w:lastRenderedPageBreak/>
         <w:t>AMBAPVSignal</w:t>
       </w:r>
     </w:p>
@@ -5425,7 +7795,6 @@
           <w:b/>
           <w:bCs/>
         </w:rPr>
-        <w:lastRenderedPageBreak/>
         <w:t>AMBAPVValueState64</w:t>
       </w:r>
     </w:p>
@@ -5729,6 +8098,7 @@
         <w:rPr>
           <w:rFonts w:hint="eastAsia"/>
         </w:rPr>
+        <w:lastRenderedPageBreak/>
         <w:t>• System-level caching and buffering control.</w:t>
       </w:r>
     </w:p>
@@ -5803,7 +8173,6 @@
         <w:rPr>
           <w:rFonts w:hint="eastAsia"/>
         </w:rPr>
-        <w:lastRenderedPageBreak/>
         <w:t>NI-TOWER</w:t>
       </w:r>
     </w:p>
@@ -5864,6 +8233,7 @@
         <w:rPr>
           <w:noProof/>
         </w:rPr>
+        <w:lastRenderedPageBreak/>
         <w:drawing>
           <wp:inline distT="0" distB="0" distL="0" distR="0" wp14:anchorId="135C8415" wp14:editId="1E511D63">
             <wp:extent cx="5274310" cy="3707765"/>
@@ -5911,7 +8281,6 @@
         <w:rPr>
           <w:noProof/>
         </w:rPr>
-        <w:lastRenderedPageBreak/>
         <w:drawing>
           <wp:inline distT="0" distB="0" distL="0" distR="0" wp14:anchorId="49FA0073" wp14:editId="5B78986A">
             <wp:extent cx="5274310" cy="3566160"/>
@@ -6026,6 +8395,7 @@
         </w:rPr>
       </w:pPr>
       <w:r>
+        <w:lastRenderedPageBreak/>
         <w:t>app_axis: Request from AP.</w:t>
       </w:r>
     </w:p>
@@ -6163,6 +8533,92 @@
 <file path=word/numbering.xml><?xml version="1.0" encoding="utf-8"?>
 <w:numbering xmlns:wpc="http://schemas.microsoft.com/office/word/2010/wordprocessingCanvas" xmlns:cx="http://schemas.microsoft.com/office/drawing/2014/chartex" xmlns:cx1="http://schemas.microsoft.com/office/drawing/2015/9/8/chartex" xmlns:cx2="http://schemas.microsoft.com/office/drawing/2015/10/21/chartex" xmlns:cx3="http://schemas.microsoft.com/office/drawing/2016/5/9/chartex" xmlns:cx4="http://schemas.microsoft.com/office/drawing/2016/5/10/chartex" xmlns:cx5="http://schemas.microsoft.com/office/drawing/2016/5/11/chartex" xmlns:cx6="http://schemas.microsoft.com/office/drawing/2016/5/12/chartex" xmlns:cx7="http://schemas.microsoft.com/office/drawing/2016/5/13/chartex" xmlns:cx8="http://schemas.microsoft.com/office/drawing/2016/5/14/chartex" xmlns:mc="http://schemas.openxmlformats.org/markup-compatibility/2006" xmlns:aink="http://schemas.microsoft.com/office/drawing/2016/ink" xmlns:am3d="http://schemas.microsoft.com/office/drawing/2017/model3d" xmlns:o="urn:schemas-microsoft-com:office:office" xmlns:oel="http://schemas.microsoft.com/office/2019/extlst" xmlns:r="http://schemas.openxmlformats.org/officeDocument/2006/relationships" xmlns:m="http://schemas.openxmlformats.org/officeDocument/2006/math" xmlns:v="urn:schemas-microsoft-com:vml" xmlns:wp14="http://schemas.microsoft.com/office/word/2010/wordprocessingDrawing" xmlns:wp="http://schemas.openxmlformats.org/drawingml/2006/wordprocessingDrawing" xmlns:w10="urn:schemas-microsoft-com:office:word" xmlns:w="http://schemas.openxmlformats.org/wordprocessingml/2006/main" xmlns:w14="http://schemas.microsoft.com/office/word/2010/wordml" xmlns:w15="http://schemas.microsoft.com/office/word/2012/wordml" xmlns:w16cex="http://schemas.microsoft.com/office/word/2018/wordml/cex" xmlns:w16cid="http://schemas.microsoft.com/office/word/2016/wordml/cid" xmlns:w16="http://schemas.microsoft.com/office/word/2018/wordml" xmlns:w16du="http://schemas.microsoft.com/office/word/2023/wordml/word16du" xmlns:w16sdtdh="http://schemas.microsoft.com/office/word/2020/wordml/sdtdatahash" xmlns:w16sdtfl="http://schemas.microsoft.com/office/word/2024/wordml/sdtformatlock" xmlns:w16se="http://schemas.microsoft.com/office/word/2015/wordml/symex" xmlns:wpg="http://schemas.microsoft.com/office/word/2010/wordprocessingGroup" xmlns:wpi="http://schemas.microsoft.com/office/word/2010/wordprocessingInk" xmlns:wne="http://schemas.microsoft.com/office/word/2006/wordml" xmlns:wps="http://schemas.microsoft.com/office/word/2010/wordprocessingShape" mc:Ignorable="w14 w15 w16se w16cid w16 w16cex w16sdtdh w16sdtfl w16du wp14">
   <w:abstractNum w:abstractNumId="0" w15:restartNumberingAfterBreak="0">
+    <w:nsid w:val="01C227DF"/>
+    <w:multiLevelType w:val="hybridMultilevel"/>
+    <w:tmpl w:val="8012BFE4"/>
+    <w:lvl w:ilvl="0" w:tplc="0409000F">
+      <w:start w:val="1"/>
+      <w:numFmt w:val="decimal"/>
+      <w:lvlText w:val="%1."/>
+      <w:lvlJc w:val="left"/>
+      <w:pPr>
+        <w:ind w:left="1320" w:hanging="440"/>
+      </w:pPr>
+    </w:lvl>
+    <w:lvl w:ilvl="1" w:tplc="04090019" w:tentative="1">
+      <w:start w:val="1"/>
+      <w:numFmt w:val="lowerLetter"/>
+      <w:lvlText w:val="%2)"/>
+      <w:lvlJc w:val="left"/>
+      <w:pPr>
+        <w:ind w:left="1760" w:hanging="440"/>
+      </w:pPr>
+    </w:lvl>
+    <w:lvl w:ilvl="2" w:tplc="0409001B" w:tentative="1">
+      <w:start w:val="1"/>
+      <w:numFmt w:val="lowerRoman"/>
+      <w:lvlText w:val="%3."/>
+      <w:lvlJc w:val="right"/>
+      <w:pPr>
+        <w:ind w:left="2200" w:hanging="440"/>
+      </w:pPr>
+    </w:lvl>
+    <w:lvl w:ilvl="3" w:tplc="0409000F" w:tentative="1">
+      <w:start w:val="1"/>
+      <w:numFmt w:val="decimal"/>
+      <w:lvlText w:val="%4."/>
+      <w:lvlJc w:val="left"/>
+      <w:pPr>
+        <w:ind w:left="2640" w:hanging="440"/>
+      </w:pPr>
+    </w:lvl>
+    <w:lvl w:ilvl="4" w:tplc="04090019" w:tentative="1">
+      <w:start w:val="1"/>
+      <w:numFmt w:val="lowerLetter"/>
+      <w:lvlText w:val="%5)"/>
+      <w:lvlJc w:val="left"/>
+      <w:pPr>
+        <w:ind w:left="3080" w:hanging="440"/>
+      </w:pPr>
+    </w:lvl>
+    <w:lvl w:ilvl="5" w:tplc="0409001B" w:tentative="1">
+      <w:start w:val="1"/>
+      <w:numFmt w:val="lowerRoman"/>
+      <w:lvlText w:val="%6."/>
+      <w:lvlJc w:val="right"/>
+      <w:pPr>
+        <w:ind w:left="3520" w:hanging="440"/>
+      </w:pPr>
+    </w:lvl>
+    <w:lvl w:ilvl="6" w:tplc="0409000F" w:tentative="1">
+      <w:start w:val="1"/>
+      <w:numFmt w:val="decimal"/>
+      <w:lvlText w:val="%7."/>
+      <w:lvlJc w:val="left"/>
+      <w:pPr>
+        <w:ind w:left="3960" w:hanging="440"/>
+      </w:pPr>
+    </w:lvl>
+    <w:lvl w:ilvl="7" w:tplc="04090019" w:tentative="1">
+      <w:start w:val="1"/>
+      <w:numFmt w:val="lowerLetter"/>
+      <w:lvlText w:val="%8)"/>
+      <w:lvlJc w:val="left"/>
+      <w:pPr>
+        <w:ind w:left="4400" w:hanging="440"/>
+      </w:pPr>
+    </w:lvl>
+    <w:lvl w:ilvl="8" w:tplc="0409001B" w:tentative="1">
+      <w:start w:val="1"/>
+      <w:numFmt w:val="lowerRoman"/>
+      <w:lvlText w:val="%9."/>
+      <w:lvlJc w:val="right"/>
+      <w:pPr>
+        <w:ind w:left="4840" w:hanging="440"/>
+      </w:pPr>
+    </w:lvl>
+  </w:abstractNum>
+  <w:abstractNum w:abstractNumId="1" w15:restartNumberingAfterBreak="0">
     <w:nsid w:val="07BC7562"/>
     <w:multiLevelType w:val="multilevel"/>
     <w:tmpl w:val="1818B7D0"/>
@@ -6311,7 +8767,93 @@
       </w:rPr>
     </w:lvl>
   </w:abstractNum>
-  <w:abstractNum w:abstractNumId="1" w15:restartNumberingAfterBreak="0">
+  <w:abstractNum w:abstractNumId="2" w15:restartNumberingAfterBreak="0">
+    <w:nsid w:val="08625634"/>
+    <w:multiLevelType w:val="hybridMultilevel"/>
+    <w:tmpl w:val="C6C6412E"/>
+    <w:lvl w:ilvl="0" w:tplc="0409000F">
+      <w:start w:val="1"/>
+      <w:numFmt w:val="decimal"/>
+      <w:lvlText w:val="%1."/>
+      <w:lvlJc w:val="left"/>
+      <w:pPr>
+        <w:ind w:left="440" w:hanging="440"/>
+      </w:pPr>
+    </w:lvl>
+    <w:lvl w:ilvl="1" w:tplc="04090019">
+      <w:start w:val="1"/>
+      <w:numFmt w:val="lowerLetter"/>
+      <w:lvlText w:val="%2)"/>
+      <w:lvlJc w:val="left"/>
+      <w:pPr>
+        <w:ind w:left="880" w:hanging="440"/>
+      </w:pPr>
+    </w:lvl>
+    <w:lvl w:ilvl="2" w:tplc="0409001B">
+      <w:start w:val="1"/>
+      <w:numFmt w:val="lowerRoman"/>
+      <w:lvlText w:val="%3."/>
+      <w:lvlJc w:val="right"/>
+      <w:pPr>
+        <w:ind w:left="1320" w:hanging="440"/>
+      </w:pPr>
+    </w:lvl>
+    <w:lvl w:ilvl="3" w:tplc="0409000F" w:tentative="1">
+      <w:start w:val="1"/>
+      <w:numFmt w:val="decimal"/>
+      <w:lvlText w:val="%4."/>
+      <w:lvlJc w:val="left"/>
+      <w:pPr>
+        <w:ind w:left="1760" w:hanging="440"/>
+      </w:pPr>
+    </w:lvl>
+    <w:lvl w:ilvl="4" w:tplc="04090019" w:tentative="1">
+      <w:start w:val="1"/>
+      <w:numFmt w:val="lowerLetter"/>
+      <w:lvlText w:val="%5)"/>
+      <w:lvlJc w:val="left"/>
+      <w:pPr>
+        <w:ind w:left="2200" w:hanging="440"/>
+      </w:pPr>
+    </w:lvl>
+    <w:lvl w:ilvl="5" w:tplc="0409001B" w:tentative="1">
+      <w:start w:val="1"/>
+      <w:numFmt w:val="lowerRoman"/>
+      <w:lvlText w:val="%6."/>
+      <w:lvlJc w:val="right"/>
+      <w:pPr>
+        <w:ind w:left="2640" w:hanging="440"/>
+      </w:pPr>
+    </w:lvl>
+    <w:lvl w:ilvl="6" w:tplc="0409000F" w:tentative="1">
+      <w:start w:val="1"/>
+      <w:numFmt w:val="decimal"/>
+      <w:lvlText w:val="%7."/>
+      <w:lvlJc w:val="left"/>
+      <w:pPr>
+        <w:ind w:left="3080" w:hanging="440"/>
+      </w:pPr>
+    </w:lvl>
+    <w:lvl w:ilvl="7" w:tplc="04090019" w:tentative="1">
+      <w:start w:val="1"/>
+      <w:numFmt w:val="lowerLetter"/>
+      <w:lvlText w:val="%8)"/>
+      <w:lvlJc w:val="left"/>
+      <w:pPr>
+        <w:ind w:left="3520" w:hanging="440"/>
+      </w:pPr>
+    </w:lvl>
+    <w:lvl w:ilvl="8" w:tplc="0409001B" w:tentative="1">
+      <w:start w:val="1"/>
+      <w:numFmt w:val="lowerRoman"/>
+      <w:lvlText w:val="%9."/>
+      <w:lvlJc w:val="right"/>
+      <w:pPr>
+        <w:ind w:left="3960" w:hanging="440"/>
+      </w:pPr>
+    </w:lvl>
+  </w:abstractNum>
+  <w:abstractNum w:abstractNumId="3" w15:restartNumberingAfterBreak="0">
     <w:nsid w:val="10AA0B15"/>
     <w:multiLevelType w:val="hybridMultilevel"/>
     <w:tmpl w:val="96221CE2"/>
@@ -6424,7 +8966,7 @@
       </w:rPr>
     </w:lvl>
   </w:abstractNum>
-  <w:abstractNum w:abstractNumId="2" w15:restartNumberingAfterBreak="0">
+  <w:abstractNum w:abstractNumId="4" w15:restartNumberingAfterBreak="0">
     <w:nsid w:val="2328723E"/>
     <w:multiLevelType w:val="hybridMultilevel"/>
     <w:tmpl w:val="E84A0D1C"/>
@@ -6537,7 +9079,7 @@
       </w:rPr>
     </w:lvl>
   </w:abstractNum>
-  <w:abstractNum w:abstractNumId="3" w15:restartNumberingAfterBreak="0">
+  <w:abstractNum w:abstractNumId="5" w15:restartNumberingAfterBreak="0">
     <w:nsid w:val="34154ED8"/>
     <w:multiLevelType w:val="hybridMultilevel"/>
     <w:tmpl w:val="1536401E"/>
@@ -6650,7 +9192,120 @@
       </w:rPr>
     </w:lvl>
   </w:abstractNum>
-  <w:abstractNum w:abstractNumId="4" w15:restartNumberingAfterBreak="0">
+  <w:abstractNum w:abstractNumId="6" w15:restartNumberingAfterBreak="0">
+    <w:nsid w:val="346126EA"/>
+    <w:multiLevelType w:val="hybridMultilevel"/>
+    <w:tmpl w:val="3ACE5E20"/>
+    <w:lvl w:ilvl="0" w:tplc="04090001">
+      <w:start w:val="1"/>
+      <w:numFmt w:val="bullet"/>
+      <w:lvlText w:val=""/>
+      <w:lvlJc w:val="left"/>
+      <w:pPr>
+        <w:ind w:left="860" w:hanging="440"/>
+      </w:pPr>
+      <w:rPr>
+        <w:rFonts w:ascii="Wingdings" w:hAnsi="Wingdings" w:hint="default"/>
+      </w:rPr>
+    </w:lvl>
+    <w:lvl w:ilvl="1" w:tplc="04090003">
+      <w:start w:val="1"/>
+      <w:numFmt w:val="bullet"/>
+      <w:lvlText w:val=""/>
+      <w:lvlJc w:val="left"/>
+      <w:pPr>
+        <w:ind w:left="1300" w:hanging="440"/>
+      </w:pPr>
+      <w:rPr>
+        <w:rFonts w:ascii="Wingdings" w:hAnsi="Wingdings" w:hint="default"/>
+      </w:rPr>
+    </w:lvl>
+    <w:lvl w:ilvl="2" w:tplc="04090005" w:tentative="1">
+      <w:start w:val="1"/>
+      <w:numFmt w:val="bullet"/>
+      <w:lvlText w:val=""/>
+      <w:lvlJc w:val="left"/>
+      <w:pPr>
+        <w:ind w:left="1740" w:hanging="440"/>
+      </w:pPr>
+      <w:rPr>
+        <w:rFonts w:ascii="Wingdings" w:hAnsi="Wingdings" w:hint="default"/>
+      </w:rPr>
+    </w:lvl>
+    <w:lvl w:ilvl="3" w:tplc="04090001" w:tentative="1">
+      <w:start w:val="1"/>
+      <w:numFmt w:val="bullet"/>
+      <w:lvlText w:val=""/>
+      <w:lvlJc w:val="left"/>
+      <w:pPr>
+        <w:ind w:left="2180" w:hanging="440"/>
+      </w:pPr>
+      <w:rPr>
+        <w:rFonts w:ascii="Wingdings" w:hAnsi="Wingdings" w:hint="default"/>
+      </w:rPr>
+    </w:lvl>
+    <w:lvl w:ilvl="4" w:tplc="04090003" w:tentative="1">
+      <w:start w:val="1"/>
+      <w:numFmt w:val="bullet"/>
+      <w:lvlText w:val=""/>
+      <w:lvlJc w:val="left"/>
+      <w:pPr>
+        <w:ind w:left="2620" w:hanging="440"/>
+      </w:pPr>
+      <w:rPr>
+        <w:rFonts w:ascii="Wingdings" w:hAnsi="Wingdings" w:hint="default"/>
+      </w:rPr>
+    </w:lvl>
+    <w:lvl w:ilvl="5" w:tplc="04090005" w:tentative="1">
+      <w:start w:val="1"/>
+      <w:numFmt w:val="bullet"/>
+      <w:lvlText w:val=""/>
+      <w:lvlJc w:val="left"/>
+      <w:pPr>
+        <w:ind w:left="3060" w:hanging="440"/>
+      </w:pPr>
+      <w:rPr>
+        <w:rFonts w:ascii="Wingdings" w:hAnsi="Wingdings" w:hint="default"/>
+      </w:rPr>
+    </w:lvl>
+    <w:lvl w:ilvl="6" w:tplc="04090001" w:tentative="1">
+      <w:start w:val="1"/>
+      <w:numFmt w:val="bullet"/>
+      <w:lvlText w:val=""/>
+      <w:lvlJc w:val="left"/>
+      <w:pPr>
+        <w:ind w:left="3500" w:hanging="440"/>
+      </w:pPr>
+      <w:rPr>
+        <w:rFonts w:ascii="Wingdings" w:hAnsi="Wingdings" w:hint="default"/>
+      </w:rPr>
+    </w:lvl>
+    <w:lvl w:ilvl="7" w:tplc="04090003" w:tentative="1">
+      <w:start w:val="1"/>
+      <w:numFmt w:val="bullet"/>
+      <w:lvlText w:val=""/>
+      <w:lvlJc w:val="left"/>
+      <w:pPr>
+        <w:ind w:left="3940" w:hanging="440"/>
+      </w:pPr>
+      <w:rPr>
+        <w:rFonts w:ascii="Wingdings" w:hAnsi="Wingdings" w:hint="default"/>
+      </w:rPr>
+    </w:lvl>
+    <w:lvl w:ilvl="8" w:tplc="04090005" w:tentative="1">
+      <w:start w:val="1"/>
+      <w:numFmt w:val="bullet"/>
+      <w:lvlText w:val=""/>
+      <w:lvlJc w:val="left"/>
+      <w:pPr>
+        <w:ind w:left="4380" w:hanging="440"/>
+      </w:pPr>
+      <w:rPr>
+        <w:rFonts w:ascii="Wingdings" w:hAnsi="Wingdings" w:hint="default"/>
+      </w:rPr>
+    </w:lvl>
+  </w:abstractNum>
+  <w:abstractNum w:abstractNumId="7" w15:restartNumberingAfterBreak="0">
     <w:nsid w:val="3DE545F0"/>
     <w:multiLevelType w:val="hybridMultilevel"/>
     <w:tmpl w:val="9F8C5BA4"/>
@@ -6763,7 +9418,7 @@
       </w:rPr>
     </w:lvl>
   </w:abstractNum>
-  <w:abstractNum w:abstractNumId="5" w15:restartNumberingAfterBreak="0">
+  <w:abstractNum w:abstractNumId="8" w15:restartNumberingAfterBreak="0">
     <w:nsid w:val="42087C7E"/>
     <w:multiLevelType w:val="multilevel"/>
     <w:tmpl w:val="7A42C05A"/>
@@ -6912,7 +9567,7 @@
       </w:rPr>
     </w:lvl>
   </w:abstractNum>
-  <w:abstractNum w:abstractNumId="6" w15:restartNumberingAfterBreak="0">
+  <w:abstractNum w:abstractNumId="9" w15:restartNumberingAfterBreak="0">
     <w:nsid w:val="4A8648AD"/>
     <w:multiLevelType w:val="hybridMultilevel"/>
     <w:tmpl w:val="9572A0BE"/>
@@ -7025,7 +9680,7 @@
       </w:rPr>
     </w:lvl>
   </w:abstractNum>
-  <w:abstractNum w:abstractNumId="7" w15:restartNumberingAfterBreak="0">
+  <w:abstractNum w:abstractNumId="10" w15:restartNumberingAfterBreak="0">
     <w:nsid w:val="576F7D49"/>
     <w:multiLevelType w:val="multilevel"/>
     <w:tmpl w:val="4050AA8E"/>
@@ -7174,7 +9829,7 @@
       </w:rPr>
     </w:lvl>
   </w:abstractNum>
-  <w:abstractNum w:abstractNumId="8" w15:restartNumberingAfterBreak="0">
+  <w:abstractNum w:abstractNumId="11" w15:restartNumberingAfterBreak="0">
     <w:nsid w:val="589F05A4"/>
     <w:multiLevelType w:val="multilevel"/>
     <w:tmpl w:val="4050AA8E"/>
@@ -7323,7 +9978,7 @@
       </w:rPr>
     </w:lvl>
   </w:abstractNum>
-  <w:abstractNum w:abstractNumId="9" w15:restartNumberingAfterBreak="0">
+  <w:abstractNum w:abstractNumId="12" w15:restartNumberingAfterBreak="0">
     <w:nsid w:val="6098022E"/>
     <w:multiLevelType w:val="multilevel"/>
     <w:tmpl w:val="8D3CD84C"/>
@@ -7436,7 +10091,7 @@
       </w:pPr>
     </w:lvl>
   </w:abstractNum>
-  <w:abstractNum w:abstractNumId="10" w15:restartNumberingAfterBreak="0">
+  <w:abstractNum w:abstractNumId="13" w15:restartNumberingAfterBreak="0">
     <w:nsid w:val="61AC5047"/>
     <w:multiLevelType w:val="multilevel"/>
     <w:tmpl w:val="DD500AA2"/>
@@ -7585,7 +10240,7 @@
       </w:rPr>
     </w:lvl>
   </w:abstractNum>
-  <w:abstractNum w:abstractNumId="11" w15:restartNumberingAfterBreak="0">
+  <w:abstractNum w:abstractNumId="14" w15:restartNumberingAfterBreak="0">
     <w:nsid w:val="6C7771B5"/>
     <w:multiLevelType w:val="hybridMultilevel"/>
     <w:tmpl w:val="E0C0D6B6"/>
@@ -7698,7 +10353,120 @@
       </w:rPr>
     </w:lvl>
   </w:abstractNum>
-  <w:abstractNum w:abstractNumId="12" w15:restartNumberingAfterBreak="0">
+  <w:abstractNum w:abstractNumId="15" w15:restartNumberingAfterBreak="0">
+    <w:nsid w:val="71714209"/>
+    <w:multiLevelType w:val="hybridMultilevel"/>
+    <w:tmpl w:val="30F21460"/>
+    <w:lvl w:ilvl="0" w:tplc="04090001">
+      <w:start w:val="1"/>
+      <w:numFmt w:val="bullet"/>
+      <w:lvlText w:val=""/>
+      <w:lvlJc w:val="left"/>
+      <w:pPr>
+        <w:ind w:left="860" w:hanging="440"/>
+      </w:pPr>
+      <w:rPr>
+        <w:rFonts w:ascii="Wingdings" w:hAnsi="Wingdings" w:hint="default"/>
+      </w:rPr>
+    </w:lvl>
+    <w:lvl w:ilvl="1" w:tplc="04090003" w:tentative="1">
+      <w:start w:val="1"/>
+      <w:numFmt w:val="bullet"/>
+      <w:lvlText w:val=""/>
+      <w:lvlJc w:val="left"/>
+      <w:pPr>
+        <w:ind w:left="1300" w:hanging="440"/>
+      </w:pPr>
+      <w:rPr>
+        <w:rFonts w:ascii="Wingdings" w:hAnsi="Wingdings" w:hint="default"/>
+      </w:rPr>
+    </w:lvl>
+    <w:lvl w:ilvl="2" w:tplc="04090005" w:tentative="1">
+      <w:start w:val="1"/>
+      <w:numFmt w:val="bullet"/>
+      <w:lvlText w:val=""/>
+      <w:lvlJc w:val="left"/>
+      <w:pPr>
+        <w:ind w:left="1740" w:hanging="440"/>
+      </w:pPr>
+      <w:rPr>
+        <w:rFonts w:ascii="Wingdings" w:hAnsi="Wingdings" w:hint="default"/>
+      </w:rPr>
+    </w:lvl>
+    <w:lvl w:ilvl="3" w:tplc="04090001" w:tentative="1">
+      <w:start w:val="1"/>
+      <w:numFmt w:val="bullet"/>
+      <w:lvlText w:val=""/>
+      <w:lvlJc w:val="left"/>
+      <w:pPr>
+        <w:ind w:left="2180" w:hanging="440"/>
+      </w:pPr>
+      <w:rPr>
+        <w:rFonts w:ascii="Wingdings" w:hAnsi="Wingdings" w:hint="default"/>
+      </w:rPr>
+    </w:lvl>
+    <w:lvl w:ilvl="4" w:tplc="04090003" w:tentative="1">
+      <w:start w:val="1"/>
+      <w:numFmt w:val="bullet"/>
+      <w:lvlText w:val=""/>
+      <w:lvlJc w:val="left"/>
+      <w:pPr>
+        <w:ind w:left="2620" w:hanging="440"/>
+      </w:pPr>
+      <w:rPr>
+        <w:rFonts w:ascii="Wingdings" w:hAnsi="Wingdings" w:hint="default"/>
+      </w:rPr>
+    </w:lvl>
+    <w:lvl w:ilvl="5" w:tplc="04090005" w:tentative="1">
+      <w:start w:val="1"/>
+      <w:numFmt w:val="bullet"/>
+      <w:lvlText w:val=""/>
+      <w:lvlJc w:val="left"/>
+      <w:pPr>
+        <w:ind w:left="3060" w:hanging="440"/>
+      </w:pPr>
+      <w:rPr>
+        <w:rFonts w:ascii="Wingdings" w:hAnsi="Wingdings" w:hint="default"/>
+      </w:rPr>
+    </w:lvl>
+    <w:lvl w:ilvl="6" w:tplc="04090001" w:tentative="1">
+      <w:start w:val="1"/>
+      <w:numFmt w:val="bullet"/>
+      <w:lvlText w:val=""/>
+      <w:lvlJc w:val="left"/>
+      <w:pPr>
+        <w:ind w:left="3500" w:hanging="440"/>
+      </w:pPr>
+      <w:rPr>
+        <w:rFonts w:ascii="Wingdings" w:hAnsi="Wingdings" w:hint="default"/>
+      </w:rPr>
+    </w:lvl>
+    <w:lvl w:ilvl="7" w:tplc="04090003" w:tentative="1">
+      <w:start w:val="1"/>
+      <w:numFmt w:val="bullet"/>
+      <w:lvlText w:val=""/>
+      <w:lvlJc w:val="left"/>
+      <w:pPr>
+        <w:ind w:left="3940" w:hanging="440"/>
+      </w:pPr>
+      <w:rPr>
+        <w:rFonts w:ascii="Wingdings" w:hAnsi="Wingdings" w:hint="default"/>
+      </w:rPr>
+    </w:lvl>
+    <w:lvl w:ilvl="8" w:tplc="04090005" w:tentative="1">
+      <w:start w:val="1"/>
+      <w:numFmt w:val="bullet"/>
+      <w:lvlText w:val=""/>
+      <w:lvlJc w:val="left"/>
+      <w:pPr>
+        <w:ind w:left="4380" w:hanging="440"/>
+      </w:pPr>
+      <w:rPr>
+        <w:rFonts w:ascii="Wingdings" w:hAnsi="Wingdings" w:hint="default"/>
+      </w:rPr>
+    </w:lvl>
+  </w:abstractNum>
+  <w:abstractNum w:abstractNumId="16" w15:restartNumberingAfterBreak="0">
     <w:nsid w:val="773C1BBD"/>
     <w:multiLevelType w:val="multilevel"/>
     <w:tmpl w:val="9914FEC6"/>
@@ -7848,43 +10616,55 @@
     </w:lvl>
   </w:abstractNum>
   <w:num w:numId="1" w16cid:durableId="1394355645">
+    <w:abstractNumId w:val="10"/>
+  </w:num>
+  <w:num w:numId="2" w16cid:durableId="1108618941">
+    <w:abstractNumId w:val="16"/>
+  </w:num>
+  <w:num w:numId="3" w16cid:durableId="333142934">
+    <w:abstractNumId w:val="1"/>
+  </w:num>
+  <w:num w:numId="4" w16cid:durableId="920601673">
+    <w:abstractNumId w:val="13"/>
+  </w:num>
+  <w:num w:numId="5" w16cid:durableId="492992788">
+    <w:abstractNumId w:val="11"/>
+  </w:num>
+  <w:num w:numId="6" w16cid:durableId="1616014623">
+    <w:abstractNumId w:val="8"/>
+  </w:num>
+  <w:num w:numId="7" w16cid:durableId="1419982235">
+    <w:abstractNumId w:val="9"/>
+  </w:num>
+  <w:num w:numId="8" w16cid:durableId="1231386149">
+    <w:abstractNumId w:val="5"/>
+  </w:num>
+  <w:num w:numId="9" w16cid:durableId="1680111854">
+    <w:abstractNumId w:val="4"/>
+  </w:num>
+  <w:num w:numId="10" w16cid:durableId="417943187">
+    <w:abstractNumId w:val="3"/>
+  </w:num>
+  <w:num w:numId="11" w16cid:durableId="818351906">
     <w:abstractNumId w:val="7"/>
   </w:num>
-  <w:num w:numId="2" w16cid:durableId="1108618941">
+  <w:num w:numId="12" w16cid:durableId="1708064790">
+    <w:abstractNumId w:val="14"/>
+  </w:num>
+  <w:num w:numId="13" w16cid:durableId="1079253702">
     <w:abstractNumId w:val="12"/>
   </w:num>
-  <w:num w:numId="3" w16cid:durableId="333142934">
-    <w:abstractNumId w:val="0"/>
+  <w:num w:numId="14" w16cid:durableId="1574848325">
+    <w:abstractNumId w:val="15"/>
   </w:num>
-  <w:num w:numId="4" w16cid:durableId="920601673">
-    <w:abstractNumId w:val="10"/>
-  </w:num>
-  <w:num w:numId="5" w16cid:durableId="492992788">
-    <w:abstractNumId w:val="8"/>
-  </w:num>
-  <w:num w:numId="6" w16cid:durableId="1616014623">
-    <w:abstractNumId w:val="5"/>
-  </w:num>
-  <w:num w:numId="7" w16cid:durableId="1419982235">
+  <w:num w:numId="15" w16cid:durableId="978610100">
     <w:abstractNumId w:val="6"/>
   </w:num>
-  <w:num w:numId="8" w16cid:durableId="1231386149">
-    <w:abstractNumId w:val="3"/>
-  </w:num>
-  <w:num w:numId="9" w16cid:durableId="1680111854">
+  <w:num w:numId="16" w16cid:durableId="486675750">
     <w:abstractNumId w:val="2"/>
   </w:num>
-  <w:num w:numId="10" w16cid:durableId="417943187">
-    <w:abstractNumId w:val="1"/>
-  </w:num>
-  <w:num w:numId="11" w16cid:durableId="818351906">
-    <w:abstractNumId w:val="4"/>
-  </w:num>
-  <w:num w:numId="12" w16cid:durableId="1708064790">
-    <w:abstractNumId w:val="11"/>
-  </w:num>
-  <w:num w:numId="13" w16cid:durableId="1079253702">
-    <w:abstractNumId w:val="9"/>
+  <w:num w:numId="17" w16cid:durableId="509487656">
+    <w:abstractNumId w:val="0"/>
   </w:num>
 </w:numbering>
 </file>
@@ -8489,7 +11269,6 @@
   <w:style w:type="character" w:default="1" w:styleId="a0">
     <w:name w:val="Default Paragraph Font"/>
     <w:uiPriority w:val="1"/>
-    <w:semiHidden/>
     <w:unhideWhenUsed/>
   </w:style>
   <w:style w:type="table" w:default="1" w:styleId="a1">
